--- a/2026毕业设计文献综述.docx
+++ b/2026毕业设计文献综述.docx
@@ -353,7 +353,27 @@
           <w:szCs w:val="30"/>
           <w:u w:val="single"/>
         </w:rPr>
-        <w:t>计算机科学与技术</w:t>
+        <w:t xml:space="preserve">   </w:t>
+      </w:r>
+      <w:r>
+        <w:rPr>
+          <w:rFonts w:eastAsia="宋体" w:cs="Times New Roman" w:hint="eastAsia"/>
+          <w:b/>
+          <w:sz w:val="30"/>
+          <w:szCs w:val="30"/>
+          <w:u w:val="single"/>
+        </w:rPr>
+        <w:t>数字媒体技术</w:t>
+      </w:r>
+      <w:r>
+        <w:rPr>
+          <w:rFonts w:eastAsia="宋体" w:cs="Times New Roman" w:hint="eastAsia"/>
+          <w:b/>
+          <w:sz w:val="30"/>
+          <w:szCs w:val="30"/>
+          <w:u w:val="single"/>
+        </w:rPr>
+        <w:t xml:space="preserve"> </w:t>
       </w:r>
       <w:r>
         <w:rPr>
@@ -371,29 +391,30 @@
           <w:b/>
           <w:sz w:val="30"/>
           <w:szCs w:val="30"/>
-        </w:rPr>
-        <w:t xml:space="preserve">                     </w:t>
-      </w:r>
-    </w:p>
-    <w:p>
-      <w:pPr>
-        <w:ind w:firstLineChars="657" w:firstLine="1979"/>
+          <w:u w:val="single"/>
+        </w:rPr>
+        <w:t xml:space="preserve"> </w:t>
+      </w:r>
+      <w:r>
         <w:rPr>
           <w:rFonts w:eastAsia="宋体" w:cs="Times New Roman"/>
           <w:b/>
           <w:sz w:val="30"/>
           <w:szCs w:val="30"/>
         </w:rPr>
-      </w:pPr>
-      <w:r>
+        <w:t xml:space="preserve">                     </w:t>
+      </w:r>
+    </w:p>
+    <w:p>
+      <w:pPr>
+        <w:ind w:firstLineChars="657" w:firstLine="1979"/>
         <w:rPr>
           <w:rFonts w:eastAsia="宋体" w:cs="Times New Roman"/>
           <w:b/>
           <w:sz w:val="30"/>
           <w:szCs w:val="30"/>
         </w:rPr>
-        <w:t>班</w:t>
-      </w:r>
+      </w:pPr>
       <w:r>
         <w:rPr>
           <w:rFonts w:eastAsia="宋体" w:cs="Times New Roman"/>
@@ -401,7 +422,7 @@
           <w:sz w:val="30"/>
           <w:szCs w:val="30"/>
         </w:rPr>
-        <w:t xml:space="preserve">    </w:t>
+        <w:t>班</w:t>
       </w:r>
       <w:r>
         <w:rPr>
@@ -410,7 +431,7 @@
           <w:sz w:val="30"/>
           <w:szCs w:val="30"/>
         </w:rPr>
-        <w:t>级：</w:t>
+        <w:t xml:space="preserve">    </w:t>
       </w:r>
       <w:r>
         <w:rPr>
@@ -418,23 +439,62 @@
           <w:b/>
           <w:sz w:val="30"/>
           <w:szCs w:val="30"/>
-          <w:u w:val="single"/>
-        </w:rPr>
-        <w:t xml:space="preserve"> 2022</w:t>
-      </w:r>
-      <w:r>
-        <w:rPr>
-          <w:rFonts w:eastAsia="宋体" w:cs="Times New Roman"/>
+        </w:rPr>
+        <w:t>级：</w:t>
+      </w:r>
+      <w:r>
+        <w:rPr>
+          <w:rFonts w:ascii="宋体" w:eastAsia="宋体" w:hAnsi="宋体" w:cs="Times New Roman"/>
           <w:b/>
           <w:sz w:val="30"/>
           <w:szCs w:val="30"/>
           <w:u w:val="single"/>
         </w:rPr>
-        <w:t>计算机科学与技术</w:t>
-      </w:r>
-      <w:r>
-        <w:rPr>
-          <w:rFonts w:eastAsia="宋体" w:cs="Times New Roman"/>
+        <w:t>2022</w:t>
+      </w:r>
+      <w:r>
+        <w:rPr>
+          <w:rFonts w:ascii="宋体" w:eastAsia="宋体" w:hAnsi="宋体" w:cs="Times New Roman" w:hint="eastAsia"/>
+          <w:b/>
+          <w:sz w:val="30"/>
+          <w:szCs w:val="30"/>
+          <w:u w:val="single"/>
+        </w:rPr>
+        <w:t>计算机科学与技术学院</w:t>
+      </w:r>
+      <w:r>
+        <w:rPr>
+          <w:rFonts w:ascii="宋体" w:eastAsia="宋体" w:hAnsi="宋体" w:cs="Times New Roman"/>
+          <w:b/>
+          <w:sz w:val="30"/>
+          <w:szCs w:val="30"/>
+          <w:u w:val="single"/>
+        </w:rPr>
+        <w:t>(</w:t>
+      </w:r>
+      <w:r>
+        <w:rPr>
+          <w:rFonts w:ascii="宋体" w:eastAsia="宋体" w:hAnsi="宋体" w:cs="Times New Roman" w:hint="eastAsia"/>
+          <w:b/>
+          <w:sz w:val="30"/>
+          <w:szCs w:val="30"/>
+          <w:u w:val="single"/>
+        </w:rPr>
+        <w:t>实验班</w:t>
+      </w:r>
+      <w:r>
+        <w:rPr>
+          <w:rFonts w:ascii="宋体" w:eastAsia="宋体" w:hAnsi="宋体" w:cs="Times New Roman"/>
+          <w:b/>
+          <w:sz w:val="30"/>
+          <w:szCs w:val="30"/>
+          <w:u w:val="single"/>
+        </w:rPr>
+        <w:t>)</w:t>
+      </w:r>
+      <w:r>
+        <w:rPr>
+          <w:rFonts w:ascii="宋体" w:eastAsia="宋体" w:hAnsi="宋体" w:cs="Times New Roman" w:hint="eastAsia"/>
           <w:b/>
           <w:sz w:val="30"/>
           <w:szCs w:val="30"/>
@@ -770,6 +830,7 @@
     </w:p>
     <w:p>
       <w:pPr>
+        <w:spacing w:line="360" w:lineRule="auto"/>
         <w:ind w:firstLineChars="0" w:firstLine="0"/>
         <w:jc w:val="center"/>
         <w:rPr>
@@ -830,37 +891,56 @@
           <w:rFonts w:cs="Times New Roman"/>
           <w:bCs/>
         </w:rPr>
-        <w:t>食品安全不合格原因分析是智能食品监管的核心环节，食品检测数据具有多维属性耦合、多因素关联复杂的特征，传统统计分析方法难以揭示其背后的多层关系结构，成为制约食品安全风险识别的关键问题。多层关系网络作为刻画多类型关联数据的重要模型，能有效表征食品生产地区、类别、添加物、生产批次等属性间的耦合关系，而可视化分析技术则为多层关系网络的直观解读与交互探索提供了可行路径。本文以食品安全不合格原因分析的实际需求为导向，围绕多层关系网络建模、多维食品检测数据挖掘、网络可视化分析三大核心方向展开调研，系统梳理了多层关系网络的概念、表征方法与可视化技术，重点分析了</w:t>
-      </w:r>
-      <w:r>
-        <w:rPr>
-          <w:rFonts w:cs="Times New Roman"/>
+        <w:t>食品安全不合格原因分析是智能食品监管的核心环节，食品检测数据具有多维属性耦合、多因素关</w:t>
+      </w:r>
+      <w:r>
+        <w:rPr>
+          <w:rFonts w:ascii="宋体" w:hAnsi="宋体"/>
           <w:bCs/>
         </w:rPr>
+        <w:t>联复杂的特征，传统统计分析方法难以揭示其背后的多层关系结构，成为制约食品安全风险识别的关键问题。多层关系网络作为刻画多类型关联数据的重要模型，能有效表征食品生产地区、类别、添加物、生产批次等属性间的耦合关系，而可视化分析技术则为多层关系网络的直观解读与交互探索提供了可行路径。</w:t>
+      </w:r>
+      <w:r>
+        <w:rPr>
+          <w:rFonts w:ascii="Segoe UI" w:hAnsi="Segoe UI" w:cs="Segoe UI"/>
+          <w:color w:val="0F1115"/>
+          <w:shd w:val="clear" w:color="auto" w:fill="FFFFFF"/>
+        </w:rPr>
+        <w:t>本文以食品安全不合格原因分析的实际需求为导向，围绕多层关系网络建模、多维食品检测数据挖掘、网络可视化分析三大核心方向展开调研，系统梳理了多层关系网络的概念、表征方法与可视化技术，重点分析了</w:t>
+      </w:r>
+      <w:r>
+        <w:rPr>
+          <w:rFonts w:ascii="Segoe UI" w:hAnsi="Segoe UI" w:cs="Segoe UI"/>
+          <w:color w:val="0F1115"/>
+          <w:shd w:val="clear" w:color="auto" w:fill="FFFFFF"/>
+        </w:rPr>
         <w:t xml:space="preserve"> Detangler </w:t>
       </w:r>
       <w:r>
         <w:rPr>
-          <w:rFonts w:cs="Times New Roman"/>
-          <w:bCs/>
+          <w:rFonts w:ascii="Segoe UI" w:hAnsi="Segoe UI" w:cs="Segoe UI"/>
+          <w:color w:val="0F1115"/>
+          <w:shd w:val="clear" w:color="auto" w:fill="FFFFFF"/>
         </w:rPr>
         <w:t>等经典多层网络可视化分析系统的设计思路与技术框架，同时总结了食品安全数据挖掘与风险识别的研究现状，明确了当</w:t>
       </w:r>
       <w:proofErr w:type="gramStart"/>
       <w:r>
         <w:rPr>
-          <w:rFonts w:cs="Times New Roman"/>
-          <w:bCs/>
+          <w:rFonts w:ascii="Segoe UI" w:hAnsi="Segoe UI" w:cs="Segoe UI"/>
+          <w:color w:val="0F1115"/>
+          <w:shd w:val="clear" w:color="auto" w:fill="FFFFFF"/>
         </w:rPr>
         <w:t>前领域</w:t>
       </w:r>
       <w:proofErr w:type="gramEnd"/>
       <w:r>
         <w:rPr>
-          <w:rFonts w:cs="Times New Roman"/>
-          <w:bCs/>
-        </w:rPr>
-        <w:t>在多层关系挖掘、交互式可视化设计、实际监管场景适配等方面存在的问题与挑战。在此基础上，结合数字媒体技术的跨学科特征，提出了基于多层关系网络的食品安全不合格原因可视化分析系统的研究切入点，为后续系统设计与实现提供理论支撑和技术参考。</w:t>
+          <w:rFonts w:ascii="Segoe UI" w:hAnsi="Segoe UI" w:cs="Segoe UI"/>
+          <w:color w:val="0F1115"/>
+          <w:shd w:val="clear" w:color="auto" w:fill="FFFFFF"/>
+        </w:rPr>
+        <w:t>在多层关系挖掘、交互式可视化设计、实际监管场景适配等方面存在的问题与挑战。在此基础上，结合数字媒体技术的跨学科特征，探讨了基于多层关系网络的食品安全不合格原因可视化分析系统的研究切入点，为后续系统设计与实现提供理论支撑和技术参考。</w:t>
       </w:r>
     </w:p>
     <w:p>
@@ -973,22 +1053,14 @@
           <w:color w:val="000000"/>
           <w:vertAlign w:val="superscript"/>
         </w:rPr>
-        <w:instrText xml:space="preserve"> REF _Ref224907648 \r \h </w:instrText>
-      </w:r>
-      <w:r>
-        <w:rPr>
-          <w:rFonts w:cs="Times New Roman"/>
-          <w:color w:val="000000"/>
-          <w:vertAlign w:val="superscript"/>
-        </w:rPr>
-      </w:r>
-      <w:r>
-        <w:rPr>
-          <w:rFonts w:cs="Times New Roman"/>
-          <w:color w:val="000000"/>
-          <w:vertAlign w:val="superscript"/>
-        </w:rPr>
-        <w:instrText xml:space="preserve"> \* MERGEFORMAT </w:instrText>
+        <w:instrText xml:space="preserve"> REF _Ref224907648 \r \h  \* MERGEFORMAT </w:instrText>
+      </w:r>
+      <w:r>
+        <w:rPr>
+          <w:rFonts w:cs="Times New Roman"/>
+          <w:color w:val="000000"/>
+          <w:vertAlign w:val="superscript"/>
+        </w:rPr>
       </w:r>
       <w:r>
         <w:rPr>
@@ -1120,22 +1192,14 @@
           <w:color w:val="000000"/>
           <w:vertAlign w:val="superscript"/>
         </w:rPr>
-        <w:instrText xml:space="preserve"> REF _Ref224907737 \r \h </w:instrText>
-      </w:r>
-      <w:r>
-        <w:rPr>
-          <w:rFonts w:cs="Times New Roman"/>
-          <w:color w:val="000000"/>
-          <w:vertAlign w:val="superscript"/>
-        </w:rPr>
-      </w:r>
-      <w:r>
-        <w:rPr>
-          <w:rFonts w:cs="Times New Roman"/>
-          <w:color w:val="000000"/>
-          <w:vertAlign w:val="superscript"/>
-        </w:rPr>
-        <w:instrText xml:space="preserve"> \* MERGEFORMAT </w:instrText>
+        <w:instrText xml:space="preserve"> REF _Ref224907737 \r \h  \* MERGEFORMAT </w:instrText>
+      </w:r>
+      <w:r>
+        <w:rPr>
+          <w:rFonts w:cs="Times New Roman"/>
+          <w:color w:val="000000"/>
+          <w:vertAlign w:val="superscript"/>
+        </w:rPr>
       </w:r>
       <w:r>
         <w:rPr>
@@ -1247,22 +1311,14 @@
           <w:color w:val="000000"/>
           <w:vertAlign w:val="superscript"/>
         </w:rPr>
-        <w:instrText xml:space="preserve"> REF _Ref224907841 \r \h </w:instrText>
-      </w:r>
-      <w:r>
-        <w:rPr>
-          <w:rFonts w:cs="Times New Roman"/>
-          <w:color w:val="000000"/>
-          <w:vertAlign w:val="superscript"/>
-        </w:rPr>
-      </w:r>
-      <w:r>
-        <w:rPr>
-          <w:rFonts w:cs="Times New Roman"/>
-          <w:color w:val="000000"/>
-          <w:vertAlign w:val="superscript"/>
-        </w:rPr>
-        <w:instrText xml:space="preserve"> \* MERGEFORMAT </w:instrText>
+        <w:instrText xml:space="preserve"> REF _Ref224907841 \r \h  \* MERGEFORMAT </w:instrText>
+      </w:r>
+      <w:r>
+        <w:rPr>
+          <w:rFonts w:cs="Times New Roman"/>
+          <w:color w:val="000000"/>
+          <w:vertAlign w:val="superscript"/>
+        </w:rPr>
       </w:r>
       <w:r>
         <w:rPr>
@@ -1365,22 +1421,14 @@
           <w:color w:val="000000"/>
           <w:vertAlign w:val="superscript"/>
         </w:rPr>
-        <w:instrText xml:space="preserve"> REF _Ref224907773 \r \h </w:instrText>
-      </w:r>
-      <w:r>
-        <w:rPr>
-          <w:rFonts w:cs="Times New Roman"/>
-          <w:color w:val="000000"/>
-          <w:vertAlign w:val="superscript"/>
-        </w:rPr>
-      </w:r>
-      <w:r>
-        <w:rPr>
-          <w:rFonts w:cs="Times New Roman"/>
-          <w:color w:val="000000"/>
-          <w:vertAlign w:val="superscript"/>
-        </w:rPr>
-        <w:instrText xml:space="preserve"> \* MERGEFORMAT </w:instrText>
+        <w:instrText xml:space="preserve"> REF _Ref224907773 \r \h  \* MERGEFORMAT </w:instrText>
+      </w:r>
+      <w:r>
+        <w:rPr>
+          <w:rFonts w:cs="Times New Roman"/>
+          <w:color w:val="000000"/>
+          <w:vertAlign w:val="superscript"/>
+        </w:rPr>
       </w:r>
       <w:r>
         <w:rPr>
@@ -1824,22 +1872,14 @@
           <w:color w:val="000000"/>
           <w:vertAlign w:val="superscript"/>
         </w:rPr>
-        <w:instrText xml:space="preserve"> REF _Ref224907818 \r \h </w:instrText>
-      </w:r>
-      <w:r>
-        <w:rPr>
-          <w:rFonts w:cs="Times New Roman"/>
-          <w:color w:val="000000"/>
-          <w:vertAlign w:val="superscript"/>
-        </w:rPr>
-      </w:r>
-      <w:r>
-        <w:rPr>
-          <w:rFonts w:cs="Times New Roman"/>
-          <w:color w:val="000000"/>
-          <w:vertAlign w:val="superscript"/>
-        </w:rPr>
-        <w:instrText xml:space="preserve"> \* MERGEFORMAT </w:instrText>
+        <w:instrText xml:space="preserve"> REF _Ref224907818 \r \h  \* MERGEFORMAT </w:instrText>
+      </w:r>
+      <w:r>
+        <w:rPr>
+          <w:rFonts w:cs="Times New Roman"/>
+          <w:color w:val="000000"/>
+          <w:vertAlign w:val="superscript"/>
+        </w:rPr>
       </w:r>
       <w:r>
         <w:rPr>
@@ -1886,22 +1926,14 @@
           <w:color w:val="000000"/>
           <w:vertAlign w:val="superscript"/>
         </w:rPr>
-        <w:instrText xml:space="preserve"> REF _Ref224907834 \r \h </w:instrText>
-      </w:r>
-      <w:r>
-        <w:rPr>
-          <w:rFonts w:cs="Times New Roman"/>
-          <w:color w:val="000000"/>
-          <w:vertAlign w:val="superscript"/>
-        </w:rPr>
-      </w:r>
-      <w:r>
-        <w:rPr>
-          <w:rFonts w:cs="Times New Roman"/>
-          <w:color w:val="000000"/>
-          <w:vertAlign w:val="superscript"/>
-        </w:rPr>
-        <w:instrText xml:space="preserve"> \* MERGEFORMAT </w:instrText>
+        <w:instrText xml:space="preserve"> REF _Ref224907834 \r \h  \* MERGEFORMAT </w:instrText>
+      </w:r>
+      <w:r>
+        <w:rPr>
+          <w:rFonts w:cs="Times New Roman"/>
+          <w:color w:val="000000"/>
+          <w:vertAlign w:val="superscript"/>
+        </w:rPr>
       </w:r>
       <w:r>
         <w:rPr>
@@ -1993,22 +2025,14 @@
           <w:color w:val="000000"/>
           <w:vertAlign w:val="superscript"/>
         </w:rPr>
-        <w:instrText xml:space="preserve"> REF _Ref224907841 \r \h </w:instrText>
-      </w:r>
-      <w:r>
-        <w:rPr>
-          <w:rFonts w:cs="Times New Roman"/>
-          <w:color w:val="000000"/>
-          <w:vertAlign w:val="superscript"/>
-        </w:rPr>
-      </w:r>
-      <w:r>
-        <w:rPr>
-          <w:rFonts w:cs="Times New Roman"/>
-          <w:color w:val="000000"/>
-          <w:vertAlign w:val="superscript"/>
-        </w:rPr>
-        <w:instrText xml:space="preserve"> \* MERGEFORMAT </w:instrText>
+        <w:instrText xml:space="preserve"> REF _Ref224907841 \r \h  \* MERGEFORMAT </w:instrText>
+      </w:r>
+      <w:r>
+        <w:rPr>
+          <w:rFonts w:cs="Times New Roman"/>
+          <w:color w:val="000000"/>
+          <w:vertAlign w:val="superscript"/>
+        </w:rPr>
       </w:r>
       <w:r>
         <w:rPr>
@@ -2055,22 +2079,14 @@
           <w:color w:val="000000"/>
           <w:vertAlign w:val="superscript"/>
         </w:rPr>
-        <w:instrText xml:space="preserve"> REF _Ref224907848 \r \h </w:instrText>
-      </w:r>
-      <w:r>
-        <w:rPr>
-          <w:rFonts w:cs="Times New Roman"/>
-          <w:color w:val="000000"/>
-          <w:vertAlign w:val="superscript"/>
-        </w:rPr>
-      </w:r>
-      <w:r>
-        <w:rPr>
-          <w:rFonts w:cs="Times New Roman"/>
-          <w:color w:val="000000"/>
-          <w:vertAlign w:val="superscript"/>
-        </w:rPr>
-        <w:instrText xml:space="preserve"> \* MERGEFORMAT </w:instrText>
+        <w:instrText xml:space="preserve"> REF _Ref224907848 \r \h  \* MERGEFORMAT </w:instrText>
+      </w:r>
+      <w:r>
+        <w:rPr>
+          <w:rFonts w:cs="Times New Roman"/>
+          <w:color w:val="000000"/>
+          <w:vertAlign w:val="superscript"/>
+        </w:rPr>
       </w:r>
       <w:r>
         <w:rPr>
@@ -2117,22 +2133,14 @@
           <w:color w:val="000000"/>
           <w:vertAlign w:val="superscript"/>
         </w:rPr>
-        <w:instrText xml:space="preserve"> REF _Ref224907857 \r \h </w:instrText>
-      </w:r>
-      <w:r>
-        <w:rPr>
-          <w:rFonts w:cs="Times New Roman"/>
-          <w:color w:val="000000"/>
-          <w:vertAlign w:val="superscript"/>
-        </w:rPr>
-      </w:r>
-      <w:r>
-        <w:rPr>
-          <w:rFonts w:cs="Times New Roman"/>
-          <w:color w:val="000000"/>
-          <w:vertAlign w:val="superscript"/>
-        </w:rPr>
-        <w:instrText xml:space="preserve"> \* MERGEFORMAT </w:instrText>
+        <w:instrText xml:space="preserve"> REF _Ref224907857 \r \h  \* MERGEFORMAT </w:instrText>
+      </w:r>
+      <w:r>
+        <w:rPr>
+          <w:rFonts w:cs="Times New Roman"/>
+          <w:color w:val="000000"/>
+          <w:vertAlign w:val="superscript"/>
+        </w:rPr>
       </w:r>
       <w:r>
         <w:rPr>
@@ -2302,22 +2310,14 @@
           <w:color w:val="000000"/>
           <w:vertAlign w:val="superscript"/>
         </w:rPr>
-        <w:instrText xml:space="preserve"> REF _Ref224907773 \r \h </w:instrText>
-      </w:r>
-      <w:r>
-        <w:rPr>
-          <w:rFonts w:cs="Times New Roman"/>
-          <w:color w:val="000000"/>
-          <w:vertAlign w:val="superscript"/>
-        </w:rPr>
-      </w:r>
-      <w:r>
-        <w:rPr>
-          <w:rFonts w:cs="Times New Roman"/>
-          <w:color w:val="000000"/>
-          <w:vertAlign w:val="superscript"/>
-        </w:rPr>
-        <w:instrText xml:space="preserve"> \* MERGEFORMAT </w:instrText>
+        <w:instrText xml:space="preserve"> REF _Ref224907773 \r \h  \* MERGEFORMAT </w:instrText>
+      </w:r>
+      <w:r>
+        <w:rPr>
+          <w:rFonts w:cs="Times New Roman"/>
+          <w:color w:val="000000"/>
+          <w:vertAlign w:val="superscript"/>
+        </w:rPr>
       </w:r>
       <w:r>
         <w:rPr>
@@ -2468,22 +2468,14 @@
           <w:color w:val="000000"/>
           <w:vertAlign w:val="superscript"/>
         </w:rPr>
-        <w:instrText xml:space="preserve"> REF _Ref224907883 \r \h </w:instrText>
-      </w:r>
-      <w:r>
-        <w:rPr>
-          <w:rFonts w:cs="Times New Roman"/>
-          <w:color w:val="000000"/>
-          <w:vertAlign w:val="superscript"/>
-        </w:rPr>
-      </w:r>
-      <w:r>
-        <w:rPr>
-          <w:rFonts w:cs="Times New Roman"/>
-          <w:color w:val="000000"/>
-          <w:vertAlign w:val="superscript"/>
-        </w:rPr>
-        <w:instrText xml:space="preserve"> \* MERGEFORMAT </w:instrText>
+        <w:instrText xml:space="preserve"> REF _Ref224907883 \r \h  \* MERGEFORMAT </w:instrText>
+      </w:r>
+      <w:r>
+        <w:rPr>
+          <w:rFonts w:cs="Times New Roman"/>
+          <w:color w:val="000000"/>
+          <w:vertAlign w:val="superscript"/>
+        </w:rPr>
       </w:r>
       <w:r>
         <w:rPr>
@@ -2561,22 +2553,14 @@
           <w:color w:val="000000"/>
           <w:vertAlign w:val="superscript"/>
         </w:rPr>
-        <w:instrText xml:space="preserve"> REF _Ref224907892 \r \h </w:instrText>
-      </w:r>
-      <w:r>
-        <w:rPr>
-          <w:rFonts w:cs="Times New Roman"/>
-          <w:color w:val="000000"/>
-          <w:vertAlign w:val="superscript"/>
-        </w:rPr>
-      </w:r>
-      <w:r>
-        <w:rPr>
-          <w:rFonts w:cs="Times New Roman"/>
-          <w:color w:val="000000"/>
-          <w:vertAlign w:val="superscript"/>
-        </w:rPr>
-        <w:instrText xml:space="preserve"> \* MERGEFORMAT </w:instrText>
+        <w:instrText xml:space="preserve"> REF _Ref224907892 \r \h  \* MERGEFORMAT </w:instrText>
+      </w:r>
+      <w:r>
+        <w:rPr>
+          <w:rFonts w:cs="Times New Roman"/>
+          <w:color w:val="000000"/>
+          <w:vertAlign w:val="superscript"/>
+        </w:rPr>
       </w:r>
       <w:r>
         <w:rPr>
@@ -2878,22 +2862,14 @@
           <w:color w:val="000000"/>
           <w:vertAlign w:val="superscript"/>
         </w:rPr>
-        <w:instrText xml:space="preserve"> REF _Ref224907841 \r \h </w:instrText>
-      </w:r>
-      <w:r>
-        <w:rPr>
-          <w:rFonts w:cs="Times New Roman"/>
-          <w:color w:val="000000"/>
-          <w:vertAlign w:val="superscript"/>
-        </w:rPr>
-      </w:r>
-      <w:r>
-        <w:rPr>
-          <w:rFonts w:cs="Times New Roman"/>
-          <w:color w:val="000000"/>
-          <w:vertAlign w:val="superscript"/>
-        </w:rPr>
-        <w:instrText xml:space="preserve"> \* MERGEFORMAT </w:instrText>
+        <w:instrText xml:space="preserve"> REF _Ref224907841 \r \h  \* MERGEFORMAT </w:instrText>
+      </w:r>
+      <w:r>
+        <w:rPr>
+          <w:rFonts w:cs="Times New Roman"/>
+          <w:color w:val="000000"/>
+          <w:vertAlign w:val="superscript"/>
+        </w:rPr>
       </w:r>
       <w:r>
         <w:rPr>
@@ -2933,22 +2909,14 @@
           <w:color w:val="000000"/>
           <w:vertAlign w:val="superscript"/>
         </w:rPr>
-        <w:instrText xml:space="preserve"> REF _Ref224907883 \r \h </w:instrText>
-      </w:r>
-      <w:r>
-        <w:rPr>
-          <w:rFonts w:cs="Times New Roman"/>
-          <w:color w:val="000000"/>
-          <w:vertAlign w:val="superscript"/>
-        </w:rPr>
-      </w:r>
-      <w:r>
-        <w:rPr>
-          <w:rFonts w:cs="Times New Roman"/>
-          <w:color w:val="000000"/>
-          <w:vertAlign w:val="superscript"/>
-        </w:rPr>
-        <w:instrText xml:space="preserve"> \* MERGEFORMAT </w:instrText>
+        <w:instrText xml:space="preserve"> REF _Ref224907883 \r \h  \* MERGEFORMAT </w:instrText>
+      </w:r>
+      <w:r>
+        <w:rPr>
+          <w:rFonts w:cs="Times New Roman"/>
+          <w:color w:val="000000"/>
+          <w:vertAlign w:val="superscript"/>
+        </w:rPr>
       </w:r>
       <w:r>
         <w:rPr>
@@ -2964,15 +2932,7 @@
           <w:color w:val="000000"/>
           <w:vertAlign w:val="superscript"/>
         </w:rPr>
-        <w:t>[1</w:t>
-      </w:r>
-      <w:r>
-        <w:rPr>
-          <w:rFonts w:cs="Times New Roman"/>
-          <w:color w:val="000000"/>
-          <w:vertAlign w:val="superscript"/>
-        </w:rPr>
-        <w:t>0]</w:t>
+        <w:t>[10]</w:t>
       </w:r>
       <w:r>
         <w:rPr>
@@ -3202,22 +3162,14 @@
           <w:color w:val="000000"/>
           <w:vertAlign w:val="superscript"/>
         </w:rPr>
-        <w:instrText xml:space="preserve"> REF _Ref224907773 \r \h </w:instrText>
-      </w:r>
-      <w:r>
-        <w:rPr>
-          <w:rFonts w:cs="Times New Roman"/>
-          <w:color w:val="000000"/>
-          <w:vertAlign w:val="superscript"/>
-        </w:rPr>
-      </w:r>
-      <w:r>
-        <w:rPr>
-          <w:rFonts w:cs="Times New Roman"/>
-          <w:color w:val="000000"/>
-          <w:vertAlign w:val="superscript"/>
-        </w:rPr>
-        <w:instrText xml:space="preserve"> \* MERGEFORMAT </w:instrText>
+        <w:instrText xml:space="preserve"> REF _Ref224907773 \r \h  \* MERGEFORMAT </w:instrText>
+      </w:r>
+      <w:r>
+        <w:rPr>
+          <w:rFonts w:cs="Times New Roman"/>
+          <w:color w:val="000000"/>
+          <w:vertAlign w:val="superscript"/>
+        </w:rPr>
       </w:r>
       <w:r>
         <w:rPr>
@@ -3561,22 +3513,14 @@
           <w:color w:val="000000"/>
           <w:vertAlign w:val="superscript"/>
         </w:rPr>
-        <w:instrText xml:space="preserve"> REF _Ref224907848 \r \h </w:instrText>
-      </w:r>
-      <w:r>
-        <w:rPr>
-          <w:rFonts w:cs="Times New Roman"/>
-          <w:color w:val="000000"/>
-          <w:vertAlign w:val="superscript"/>
-        </w:rPr>
-      </w:r>
-      <w:r>
-        <w:rPr>
-          <w:rFonts w:cs="Times New Roman"/>
-          <w:color w:val="000000"/>
-          <w:vertAlign w:val="superscript"/>
-        </w:rPr>
-        <w:instrText xml:space="preserve"> \* MERGEFORMAT </w:instrText>
+        <w:instrText xml:space="preserve"> REF _Ref224907848 \r \h  \* MERGEFORMAT </w:instrText>
+      </w:r>
+      <w:r>
+        <w:rPr>
+          <w:rFonts w:cs="Times New Roman"/>
+          <w:color w:val="000000"/>
+          <w:vertAlign w:val="superscript"/>
+        </w:rPr>
       </w:r>
       <w:r>
         <w:rPr>
@@ -3616,22 +3560,14 @@
           <w:color w:val="000000"/>
           <w:vertAlign w:val="superscript"/>
         </w:rPr>
-        <w:instrText xml:space="preserve"> REF _Ref224907883 \r \h </w:instrText>
-      </w:r>
-      <w:r>
-        <w:rPr>
-          <w:rFonts w:cs="Times New Roman"/>
-          <w:color w:val="000000"/>
-          <w:vertAlign w:val="superscript"/>
-        </w:rPr>
-      </w:r>
-      <w:r>
-        <w:rPr>
-          <w:rFonts w:cs="Times New Roman"/>
-          <w:color w:val="000000"/>
-          <w:vertAlign w:val="superscript"/>
-        </w:rPr>
-        <w:instrText xml:space="preserve"> \* MERGEFORMAT </w:instrText>
+        <w:instrText xml:space="preserve"> REF _Ref224907883 \r \h  \* MERGEFORMAT </w:instrText>
+      </w:r>
+      <w:r>
+        <w:rPr>
+          <w:rFonts w:cs="Times New Roman"/>
+          <w:color w:val="000000"/>
+          <w:vertAlign w:val="superscript"/>
+        </w:rPr>
       </w:r>
       <w:r>
         <w:rPr>
@@ -3856,22 +3792,14 @@
           <w:color w:val="000000"/>
           <w:vertAlign w:val="superscript"/>
         </w:rPr>
-        <w:instrText xml:space="preserve"> REF _Ref224907883 \r \h </w:instrText>
-      </w:r>
-      <w:r>
-        <w:rPr>
-          <w:rFonts w:cs="Times New Roman"/>
-          <w:color w:val="000000"/>
-          <w:vertAlign w:val="superscript"/>
-        </w:rPr>
-      </w:r>
-      <w:r>
-        <w:rPr>
-          <w:rFonts w:cs="Times New Roman"/>
-          <w:color w:val="000000"/>
-          <w:vertAlign w:val="superscript"/>
-        </w:rPr>
-        <w:instrText xml:space="preserve"> \* MERGEFORMAT </w:instrText>
+        <w:instrText xml:space="preserve"> REF _Ref224907883 \r \h  \* MERGEFORMAT </w:instrText>
+      </w:r>
+      <w:r>
+        <w:rPr>
+          <w:rFonts w:cs="Times New Roman"/>
+          <w:color w:val="000000"/>
+          <w:vertAlign w:val="superscript"/>
+        </w:rPr>
       </w:r>
       <w:r>
         <w:rPr>
@@ -4039,28 +3967,16 @@
     <w:p>
       <w:pPr>
         <w:pStyle w:val="3"/>
-        <w:numPr>
-          <w:ilvl w:val="0"/>
-          <w:numId w:val="0"/>
-        </w:numPr>
-        <w:spacing w:line="360" w:lineRule="auto"/>
-        <w:rPr>
-          <w:bCs w:val="0"/>
-          <w:sz w:val="28"/>
-        </w:rPr>
-      </w:pPr>
-      <w:r>
-        <w:rPr>
-          <w:bCs w:val="0"/>
-          <w:sz w:val="28"/>
-        </w:rPr>
+        <w:tabs>
+          <w:tab w:val="clear" w:pos="432"/>
+        </w:tabs>
+        <w:spacing w:before="0" w:after="0" w:line="300" w:lineRule="auto"/>
+        <w:ind w:left="720" w:hanging="720"/>
+      </w:pPr>
+      <w:r>
         <w:t xml:space="preserve">2.4.1 </w:t>
       </w:r>
       <w:r>
-        <w:rPr>
-          <w:bCs w:val="0"/>
-          <w:sz w:val="28"/>
-        </w:rPr>
         <w:t>数据挖掘性能评估</w:t>
       </w:r>
     </w:p>
@@ -4175,22 +4091,14 @@
           <w:color w:val="000000"/>
           <w:vertAlign w:val="superscript"/>
         </w:rPr>
-        <w:instrText xml:space="preserve"> REF _Ref224907883 \r \h </w:instrText>
-      </w:r>
-      <w:r>
-        <w:rPr>
-          <w:rFonts w:cs="Times New Roman"/>
-          <w:color w:val="000000"/>
-          <w:vertAlign w:val="superscript"/>
-        </w:rPr>
-      </w:r>
-      <w:r>
-        <w:rPr>
-          <w:rFonts w:cs="Times New Roman"/>
-          <w:color w:val="000000"/>
-          <w:vertAlign w:val="superscript"/>
-        </w:rPr>
-        <w:instrText xml:space="preserve"> \* MERGEFORMAT </w:instrText>
+        <w:instrText xml:space="preserve"> REF _Ref224907883 \r \h  \* MERGEFORMAT </w:instrText>
+      </w:r>
+      <w:r>
+        <w:rPr>
+          <w:rFonts w:cs="Times New Roman"/>
+          <w:color w:val="000000"/>
+          <w:vertAlign w:val="superscript"/>
+        </w:rPr>
       </w:r>
       <w:r>
         <w:rPr>
@@ -4324,22 +4232,14 @@
           <w:color w:val="000000"/>
           <w:vertAlign w:val="superscript"/>
         </w:rPr>
-        <w:instrText xml:space="preserve"> REF _Ref224907857 \r \h </w:instrText>
-      </w:r>
-      <w:r>
-        <w:rPr>
-          <w:rFonts w:cs="Times New Roman"/>
-          <w:color w:val="000000"/>
-          <w:vertAlign w:val="superscript"/>
-        </w:rPr>
-      </w:r>
-      <w:r>
-        <w:rPr>
-          <w:rFonts w:cs="Times New Roman"/>
-          <w:color w:val="000000"/>
-          <w:vertAlign w:val="superscript"/>
-        </w:rPr>
-        <w:instrText xml:space="preserve"> \* MERGEFORMAT </w:instrText>
+        <w:instrText xml:space="preserve"> REF _Ref224907857 \r \h  \* MERGEFORMAT </w:instrText>
+      </w:r>
+      <w:r>
+        <w:rPr>
+          <w:rFonts w:cs="Times New Roman"/>
+          <w:color w:val="000000"/>
+          <w:vertAlign w:val="superscript"/>
+        </w:rPr>
       </w:r>
       <w:r>
         <w:rPr>
@@ -4439,22 +4339,14 @@
           <w:color w:val="000000"/>
           <w:vertAlign w:val="superscript"/>
         </w:rPr>
-        <w:instrText xml:space="preserve"> REF _Ref224907883 \r \h </w:instrText>
-      </w:r>
-      <w:r>
-        <w:rPr>
-          <w:rFonts w:cs="Times New Roman"/>
-          <w:color w:val="000000"/>
-          <w:vertAlign w:val="superscript"/>
-        </w:rPr>
-      </w:r>
-      <w:r>
-        <w:rPr>
-          <w:rFonts w:cs="Times New Roman"/>
-          <w:color w:val="000000"/>
-          <w:vertAlign w:val="superscript"/>
-        </w:rPr>
-        <w:instrText xml:space="preserve"> \* MERGEFORMAT </w:instrText>
+        <w:instrText xml:space="preserve"> REF _Ref224907883 \r \h  \* MERGEFORMAT </w:instrText>
+      </w:r>
+      <w:r>
+        <w:rPr>
+          <w:rFonts w:cs="Times New Roman"/>
+          <w:color w:val="000000"/>
+          <w:vertAlign w:val="superscript"/>
+        </w:rPr>
       </w:r>
       <w:r>
         <w:rPr>
@@ -4491,28 +4383,16 @@
     <w:p>
       <w:pPr>
         <w:pStyle w:val="3"/>
-        <w:numPr>
-          <w:ilvl w:val="0"/>
-          <w:numId w:val="0"/>
-        </w:numPr>
-        <w:spacing w:line="360" w:lineRule="auto"/>
-        <w:rPr>
-          <w:bCs w:val="0"/>
-          <w:sz w:val="28"/>
-        </w:rPr>
-      </w:pPr>
-      <w:r>
-        <w:rPr>
-          <w:bCs w:val="0"/>
-          <w:sz w:val="28"/>
-        </w:rPr>
+        <w:tabs>
+          <w:tab w:val="clear" w:pos="432"/>
+        </w:tabs>
+        <w:spacing w:before="0" w:after="0" w:line="300" w:lineRule="auto"/>
+        <w:ind w:left="720" w:hanging="720"/>
+      </w:pPr>
+      <w:r>
         <w:t xml:space="preserve">2.4.2 </w:t>
       </w:r>
       <w:r>
-        <w:rPr>
-          <w:bCs w:val="0"/>
-          <w:sz w:val="28"/>
-        </w:rPr>
         <w:t>可视化分析性能评估</w:t>
       </w:r>
     </w:p>
@@ -4591,15 +4471,7 @@
           <w:rFonts w:cs="Times New Roman"/>
           <w:color w:val="000000"/>
         </w:rPr>
-        <w:t>，评估</w:t>
-      </w:r>
-      <w:r>
-        <w:rPr>
-          <w:rFonts w:cs="Times New Roman"/>
-          <w:color w:val="000000"/>
-        </w:rPr>
-        <w:lastRenderedPageBreak/>
-        <w:t>视觉编码方案的合理性，验证节点、边、网络特征的视觉表达是否清晰、无歧义；</w:t>
+        <w:t>，评估视觉编码方案的合理性，验证节点、边、网络特征的视觉表达是否清晰、无歧义；</w:t>
       </w:r>
       <w:r>
         <w:t>（</w:t>
@@ -4653,22 +4525,14 @@
           <w:color w:val="000000"/>
           <w:vertAlign w:val="superscript"/>
         </w:rPr>
-        <w:instrText xml:space="preserve"> REF _Ref224907892 \r \h </w:instrText>
-      </w:r>
-      <w:r>
-        <w:rPr>
-          <w:rFonts w:cs="Times New Roman"/>
-          <w:color w:val="000000"/>
-          <w:vertAlign w:val="superscript"/>
-        </w:rPr>
-      </w:r>
-      <w:r>
-        <w:rPr>
-          <w:rFonts w:cs="Times New Roman"/>
-          <w:color w:val="000000"/>
-          <w:vertAlign w:val="superscript"/>
-        </w:rPr>
-        <w:instrText xml:space="preserve"> \* MERGEFORMAT </w:instrText>
+        <w:instrText xml:space="preserve"> REF _Ref224907892 \r \h  \* MERGEFORMAT </w:instrText>
+      </w:r>
+      <w:r>
+        <w:rPr>
+          <w:rFonts w:cs="Times New Roman"/>
+          <w:color w:val="000000"/>
+          <w:vertAlign w:val="superscript"/>
+        </w:rPr>
       </w:r>
       <w:r>
         <w:rPr>
@@ -4716,7 +4580,16 @@
           <w:rFonts w:cs="Times New Roman"/>
           <w:color w:val="000000"/>
         </w:rPr>
-        <w:t>用户体验定性评估</w:t>
+        <w:t>用户</w:t>
+      </w:r>
+      <w:r>
+        <w:rPr>
+          <w:rStyle w:val="ae"/>
+          <w:rFonts w:cs="Times New Roman"/>
+          <w:color w:val="000000"/>
+        </w:rPr>
+        <w:lastRenderedPageBreak/>
+        <w:t>体验定性评估</w:t>
       </w:r>
       <w:r>
         <w:rPr>
@@ -4760,22 +4633,14 @@
           <w:color w:val="000000"/>
           <w:vertAlign w:val="superscript"/>
         </w:rPr>
-        <w:instrText xml:space="preserve"> REF _Ref224907883 \r \h </w:instrText>
-      </w:r>
-      <w:r>
-        <w:rPr>
-          <w:rFonts w:cs="Times New Roman"/>
-          <w:color w:val="000000"/>
-          <w:vertAlign w:val="superscript"/>
-        </w:rPr>
-      </w:r>
-      <w:r>
-        <w:rPr>
-          <w:rFonts w:cs="Times New Roman"/>
-          <w:color w:val="000000"/>
-          <w:vertAlign w:val="superscript"/>
-        </w:rPr>
-        <w:instrText xml:space="preserve"> \* MERGEFORMAT </w:instrText>
+        <w:instrText xml:space="preserve"> REF _Ref224907883 \r \h  \* MERGEFORMAT </w:instrText>
+      </w:r>
+      <w:r>
+        <w:rPr>
+          <w:rFonts w:cs="Times New Roman"/>
+          <w:color w:val="000000"/>
+          <w:vertAlign w:val="superscript"/>
+        </w:rPr>
       </w:r>
       <w:r>
         <w:rPr>
@@ -4873,28 +4738,16 @@
     <w:p>
       <w:pPr>
         <w:pStyle w:val="3"/>
-        <w:numPr>
-          <w:ilvl w:val="0"/>
-          <w:numId w:val="0"/>
-        </w:numPr>
-        <w:spacing w:line="360" w:lineRule="auto"/>
-        <w:rPr>
-          <w:bCs w:val="0"/>
-          <w:sz w:val="28"/>
-        </w:rPr>
-      </w:pPr>
-      <w:r>
-        <w:rPr>
-          <w:bCs w:val="0"/>
-          <w:sz w:val="28"/>
-        </w:rPr>
+        <w:tabs>
+          <w:tab w:val="clear" w:pos="432"/>
+        </w:tabs>
+        <w:spacing w:before="0" w:after="0" w:line="300" w:lineRule="auto"/>
+        <w:ind w:left="720" w:hanging="720"/>
+      </w:pPr>
+      <w:r>
         <w:t xml:space="preserve">2.4.3 </w:t>
       </w:r>
       <w:r>
-        <w:rPr>
-          <w:bCs w:val="0"/>
-          <w:sz w:val="28"/>
-        </w:rPr>
         <w:t>业务适配性评估</w:t>
       </w:r>
     </w:p>
@@ -5087,22 +4940,14 @@
           <w:color w:val="000000"/>
           <w:vertAlign w:val="superscript"/>
         </w:rPr>
-        <w:instrText xml:space="preserve"> REF _Ref224907841 \r \h </w:instrText>
-      </w:r>
-      <w:r>
-        <w:rPr>
-          <w:rFonts w:cs="Times New Roman"/>
-          <w:color w:val="000000"/>
-          <w:vertAlign w:val="superscript"/>
-        </w:rPr>
-      </w:r>
-      <w:r>
-        <w:rPr>
-          <w:rFonts w:cs="Times New Roman"/>
-          <w:color w:val="000000"/>
-          <w:vertAlign w:val="superscript"/>
-        </w:rPr>
-        <w:instrText xml:space="preserve"> \* MERGEFORMAT </w:instrText>
+        <w:instrText xml:space="preserve"> REF _Ref224907841 \r \h  \* MERGEFORMAT </w:instrText>
+      </w:r>
+      <w:r>
+        <w:rPr>
+          <w:rFonts w:cs="Times New Roman"/>
+          <w:color w:val="000000"/>
+          <w:vertAlign w:val="superscript"/>
+        </w:rPr>
       </w:r>
       <w:r>
         <w:rPr>
@@ -5159,22 +5004,14 @@
           <w:color w:val="000000"/>
           <w:vertAlign w:val="superscript"/>
         </w:rPr>
-        <w:instrText xml:space="preserve"> REF _Ref224907848 \r \h </w:instrText>
-      </w:r>
-      <w:r>
-        <w:rPr>
-          <w:rFonts w:cs="Times New Roman"/>
-          <w:color w:val="000000"/>
-          <w:vertAlign w:val="superscript"/>
-        </w:rPr>
-      </w:r>
-      <w:r>
-        <w:rPr>
-          <w:rFonts w:cs="Times New Roman"/>
-          <w:color w:val="000000"/>
-          <w:vertAlign w:val="superscript"/>
-        </w:rPr>
-        <w:instrText xml:space="preserve"> \* MERGEFORMAT </w:instrText>
+        <w:instrText xml:space="preserve"> REF _Ref224907848 \r \h  \* MERGEFORMAT </w:instrText>
+      </w:r>
+      <w:r>
+        <w:rPr>
+          <w:rFonts w:cs="Times New Roman"/>
+          <w:color w:val="000000"/>
+          <w:vertAlign w:val="superscript"/>
+        </w:rPr>
       </w:r>
       <w:r>
         <w:rPr>
@@ -5315,7 +5152,225 @@
           <w:rFonts w:cs="Times New Roman"/>
           <w:color w:val="000000"/>
         </w:rPr>
-        <w:t>后采用传统</w:t>
+        <w:t>后采用传统社区发现算法（如</w:t>
+      </w:r>
+      <w:r>
+        <w:rPr>
+          <w:rFonts w:cs="Times New Roman"/>
+          <w:color w:val="000000"/>
+        </w:rPr>
+        <w:t xml:space="preserve"> Louvain</w:t>
+      </w:r>
+      <w:r>
+        <w:rPr>
+          <w:rFonts w:cs="Times New Roman"/>
+          <w:color w:val="000000"/>
+        </w:rPr>
+        <w:t>、</w:t>
+      </w:r>
+      <w:r>
+        <w:rPr>
+          <w:rFonts w:cs="Times New Roman"/>
+          <w:color w:val="000000"/>
+        </w:rPr>
+        <w:t>k-means</w:t>
+      </w:r>
+      <w:r>
+        <w:rPr>
+          <w:rFonts w:cs="Times New Roman"/>
+          <w:color w:val="000000"/>
+        </w:rPr>
+        <w:t>）进行挖掘</w:t>
+      </w:r>
+      <w:r>
+        <w:rPr>
+          <w:rFonts w:cs="Times New Roman"/>
+          <w:color w:val="000000"/>
+          <w:vertAlign w:val="superscript"/>
+        </w:rPr>
+        <w:fldChar w:fldCharType="begin"/>
+      </w:r>
+      <w:r>
+        <w:rPr>
+          <w:rFonts w:cs="Times New Roman"/>
+          <w:color w:val="000000"/>
+          <w:vertAlign w:val="superscript"/>
+        </w:rPr>
+        <w:instrText xml:space="preserve"> REF _Ref224908019 \r \h  \* MERGEFORMAT </w:instrText>
+      </w:r>
+      <w:r>
+        <w:rPr>
+          <w:rFonts w:cs="Times New Roman"/>
+          <w:color w:val="000000"/>
+          <w:vertAlign w:val="superscript"/>
+        </w:rPr>
+      </w:r>
+      <w:r>
+        <w:rPr>
+          <w:rFonts w:cs="Times New Roman"/>
+          <w:color w:val="000000"/>
+          <w:vertAlign w:val="superscript"/>
+        </w:rPr>
+        <w:fldChar w:fldCharType="separate"/>
+      </w:r>
+      <w:r>
+        <w:rPr>
+          <w:rFonts w:cs="Times New Roman"/>
+          <w:color w:val="000000"/>
+          <w:vertAlign w:val="superscript"/>
+        </w:rPr>
+        <w:t>[13]</w:t>
+      </w:r>
+      <w:r>
+        <w:rPr>
+          <w:rFonts w:cs="Times New Roman"/>
+          <w:color w:val="000000"/>
+          <w:vertAlign w:val="superscript"/>
+        </w:rPr>
+        <w:fldChar w:fldCharType="end"/>
+      </w:r>
+      <w:r>
+        <w:rPr>
+          <w:rFonts w:cs="Times New Roman"/>
+          <w:color w:val="000000"/>
+        </w:rPr>
+        <w:t>，该方法实现简单，但会丢失多层网络的层间结构特征；多层联合方法则直接针对多层网络的结构特征进行社区发现，同时考虑各层的网络结构与层间的关联关系，如</w:t>
+      </w:r>
+      <w:r>
+        <w:rPr>
+          <w:rFonts w:cs="Times New Roman"/>
+          <w:color w:val="000000"/>
+        </w:rPr>
+        <w:t xml:space="preserve"> De Domenico </w:t>
+      </w:r>
+      <w:r>
+        <w:rPr>
+          <w:rFonts w:cs="Times New Roman"/>
+          <w:color w:val="000000"/>
+        </w:rPr>
+        <w:t>等提出的多层模块度最大化算法</w:t>
+      </w:r>
+      <w:r>
+        <w:rPr>
+          <w:rFonts w:cs="Times New Roman"/>
+          <w:color w:val="000000"/>
+          <w:vertAlign w:val="superscript"/>
+        </w:rPr>
+        <w:fldChar w:fldCharType="begin"/>
+      </w:r>
+      <w:r>
+        <w:rPr>
+          <w:rFonts w:cs="Times New Roman"/>
+          <w:color w:val="000000"/>
+          <w:vertAlign w:val="superscript"/>
+        </w:rPr>
+        <w:instrText xml:space="preserve"> REF _Ref224908269 \r \h  \* MERGEFORMAT </w:instrText>
+      </w:r>
+      <w:r>
+        <w:rPr>
+          <w:rFonts w:cs="Times New Roman"/>
+          <w:color w:val="000000"/>
+          <w:vertAlign w:val="superscript"/>
+        </w:rPr>
+      </w:r>
+      <w:r>
+        <w:rPr>
+          <w:rFonts w:cs="Times New Roman"/>
+          <w:color w:val="000000"/>
+          <w:vertAlign w:val="superscript"/>
+        </w:rPr>
+        <w:fldChar w:fldCharType="separate"/>
+      </w:r>
+      <w:r>
+        <w:rPr>
+          <w:rFonts w:cs="Times New Roman"/>
+          <w:color w:val="000000"/>
+          <w:vertAlign w:val="superscript"/>
+        </w:rPr>
+        <w:t>[14]</w:t>
+      </w:r>
+      <w:r>
+        <w:rPr>
+          <w:rFonts w:cs="Times New Roman"/>
+          <w:color w:val="000000"/>
+          <w:vertAlign w:val="superscript"/>
+        </w:rPr>
+        <w:fldChar w:fldCharType="end"/>
+      </w:r>
+      <w:r>
+        <w:rPr>
+          <w:rFonts w:cs="Times New Roman"/>
+          <w:color w:val="000000"/>
+        </w:rPr>
+        <w:t>、</w:t>
+      </w:r>
+      <w:r>
+        <w:rPr>
+          <w:rFonts w:cs="Times New Roman"/>
+          <w:color w:val="000000"/>
+        </w:rPr>
+        <w:t xml:space="preserve">Muchnik </w:t>
+      </w:r>
+      <w:r>
+        <w:rPr>
+          <w:rFonts w:cs="Times New Roman"/>
+          <w:color w:val="000000"/>
+        </w:rPr>
+        <w:t>等提出的多层网络社区检测框架</w:t>
+      </w:r>
+      <w:r>
+        <w:rPr>
+          <w:rFonts w:cs="Times New Roman"/>
+          <w:color w:val="000000"/>
+          <w:vertAlign w:val="superscript"/>
+        </w:rPr>
+        <w:fldChar w:fldCharType="begin"/>
+      </w:r>
+      <w:r>
+        <w:rPr>
+          <w:rFonts w:cs="Times New Roman"/>
+          <w:color w:val="000000"/>
+          <w:vertAlign w:val="superscript"/>
+        </w:rPr>
+        <w:instrText xml:space="preserve"> REF _Ref224908276 \r \h  \* MERGEFORMAT </w:instrText>
+      </w:r>
+      <w:r>
+        <w:rPr>
+          <w:rFonts w:cs="Times New Roman"/>
+          <w:color w:val="000000"/>
+          <w:vertAlign w:val="superscript"/>
+        </w:rPr>
+      </w:r>
+      <w:r>
+        <w:rPr>
+          <w:rFonts w:cs="Times New Roman"/>
+          <w:color w:val="000000"/>
+          <w:vertAlign w:val="superscript"/>
+        </w:rPr>
+        <w:fldChar w:fldCharType="separate"/>
+      </w:r>
+      <w:r>
+        <w:rPr>
+          <w:rFonts w:cs="Times New Roman"/>
+          <w:color w:val="000000"/>
+          <w:vertAlign w:val="superscript"/>
+        </w:rPr>
+        <w:t>[15]</w:t>
+      </w:r>
+      <w:r>
+        <w:rPr>
+          <w:rFonts w:cs="Times New Roman"/>
+          <w:color w:val="000000"/>
+          <w:vertAlign w:val="superscript"/>
+        </w:rPr>
+        <w:fldChar w:fldCharType="end"/>
+      </w:r>
+      <w:r>
+        <w:rPr>
+          <w:rFonts w:cs="Times New Roman"/>
+          <w:color w:val="000000"/>
+        </w:rPr>
+        <w:t>，该方法能保留多层网络的结构特征，挖掘结果更贴合真实数据的关联规律，是当</w:t>
       </w:r>
       <w:r>
         <w:rPr>
@@ -5323,249 +5378,7 @@
           <w:color w:val="000000"/>
         </w:rPr>
         <w:lastRenderedPageBreak/>
-        <w:t>社区发现算法（如</w:t>
-      </w:r>
-      <w:r>
-        <w:rPr>
-          <w:rFonts w:cs="Times New Roman"/>
-          <w:color w:val="000000"/>
-        </w:rPr>
-        <w:t xml:space="preserve"> Louvain</w:t>
-      </w:r>
-      <w:r>
-        <w:rPr>
-          <w:rFonts w:cs="Times New Roman"/>
-          <w:color w:val="000000"/>
-        </w:rPr>
-        <w:t>、</w:t>
-      </w:r>
-      <w:r>
-        <w:rPr>
-          <w:rFonts w:cs="Times New Roman"/>
-          <w:color w:val="000000"/>
-        </w:rPr>
-        <w:t>k-means</w:t>
-      </w:r>
-      <w:r>
-        <w:rPr>
-          <w:rFonts w:cs="Times New Roman"/>
-          <w:color w:val="000000"/>
-        </w:rPr>
-        <w:t>）进行挖掘</w:t>
-      </w:r>
-      <w:r>
-        <w:rPr>
-          <w:rFonts w:cs="Times New Roman"/>
-          <w:color w:val="000000"/>
-          <w:vertAlign w:val="superscript"/>
-        </w:rPr>
-        <w:fldChar w:fldCharType="begin"/>
-      </w:r>
-      <w:r>
-        <w:rPr>
-          <w:rFonts w:cs="Times New Roman"/>
-          <w:color w:val="000000"/>
-          <w:vertAlign w:val="superscript"/>
-        </w:rPr>
-        <w:instrText xml:space="preserve"> REF _Ref224908019 \r \h </w:instrText>
-      </w:r>
-      <w:r>
-        <w:rPr>
-          <w:rFonts w:cs="Times New Roman"/>
-          <w:color w:val="000000"/>
-          <w:vertAlign w:val="superscript"/>
-        </w:rPr>
-      </w:r>
-      <w:r>
-        <w:rPr>
-          <w:rFonts w:cs="Times New Roman"/>
-          <w:color w:val="000000"/>
-          <w:vertAlign w:val="superscript"/>
-        </w:rPr>
-        <w:instrText xml:space="preserve"> \* MERGEFORMAT </w:instrText>
-      </w:r>
-      <w:r>
-        <w:rPr>
-          <w:rFonts w:cs="Times New Roman"/>
-          <w:color w:val="000000"/>
-          <w:vertAlign w:val="superscript"/>
-        </w:rPr>
-        <w:fldChar w:fldCharType="separate"/>
-      </w:r>
-      <w:r>
-        <w:rPr>
-          <w:rFonts w:cs="Times New Roman"/>
-          <w:color w:val="000000"/>
-          <w:vertAlign w:val="superscript"/>
-        </w:rPr>
-        <w:t>[13]</w:t>
-      </w:r>
-      <w:r>
-        <w:rPr>
-          <w:rFonts w:cs="Times New Roman"/>
-          <w:color w:val="000000"/>
-          <w:vertAlign w:val="superscript"/>
-        </w:rPr>
-        <w:fldChar w:fldCharType="end"/>
-      </w:r>
-      <w:r>
-        <w:rPr>
-          <w:rFonts w:cs="Times New Roman"/>
-          <w:color w:val="000000"/>
-        </w:rPr>
-        <w:t>，该方法实现简单，但会丢失多层网络的层间结构特征；多层联合方法则直接针对多层网络的结构特征进行社区发现，同时考虑各层的网络结构与层间的关联关系，如</w:t>
-      </w:r>
-      <w:r>
-        <w:rPr>
-          <w:rFonts w:cs="Times New Roman"/>
-          <w:color w:val="000000"/>
-        </w:rPr>
-        <w:t xml:space="preserve"> De Domenico </w:t>
-      </w:r>
-      <w:r>
-        <w:rPr>
-          <w:rFonts w:cs="Times New Roman"/>
-          <w:color w:val="000000"/>
-        </w:rPr>
-        <w:t>等提出的多层模块度最大化算法</w:t>
-      </w:r>
-      <w:r>
-        <w:rPr>
-          <w:rFonts w:cs="Times New Roman"/>
-          <w:color w:val="000000"/>
-          <w:vertAlign w:val="superscript"/>
-        </w:rPr>
-        <w:fldChar w:fldCharType="begin"/>
-      </w:r>
-      <w:r>
-        <w:rPr>
-          <w:rFonts w:cs="Times New Roman"/>
-          <w:color w:val="000000"/>
-          <w:vertAlign w:val="superscript"/>
-        </w:rPr>
-        <w:instrText xml:space="preserve"> REF _Ref224908269 \r \h </w:instrText>
-      </w:r>
-      <w:r>
-        <w:rPr>
-          <w:rFonts w:cs="Times New Roman"/>
-          <w:color w:val="000000"/>
-          <w:vertAlign w:val="superscript"/>
-        </w:rPr>
-      </w:r>
-      <w:r>
-        <w:rPr>
-          <w:rFonts w:cs="Times New Roman"/>
-          <w:color w:val="000000"/>
-          <w:vertAlign w:val="superscript"/>
-        </w:rPr>
-        <w:instrText xml:space="preserve"> \* MERGEFORMAT </w:instrText>
-      </w:r>
-      <w:r>
-        <w:rPr>
-          <w:rFonts w:cs="Times New Roman"/>
-          <w:color w:val="000000"/>
-          <w:vertAlign w:val="superscript"/>
-        </w:rPr>
-        <w:fldChar w:fldCharType="separate"/>
-      </w:r>
-      <w:r>
-        <w:rPr>
-          <w:rFonts w:cs="Times New Roman"/>
-          <w:color w:val="000000"/>
-          <w:vertAlign w:val="superscript"/>
-        </w:rPr>
-        <w:t>[14]</w:t>
-      </w:r>
-      <w:r>
-        <w:rPr>
-          <w:rFonts w:cs="Times New Roman"/>
-          <w:color w:val="000000"/>
-          <w:vertAlign w:val="superscript"/>
-        </w:rPr>
-        <w:fldChar w:fldCharType="end"/>
-      </w:r>
-      <w:r>
-        <w:rPr>
-          <w:rFonts w:cs="Times New Roman"/>
-          <w:color w:val="000000"/>
-        </w:rPr>
-        <w:t>、</w:t>
-      </w:r>
-      <w:r>
-        <w:rPr>
-          <w:rFonts w:cs="Times New Roman"/>
-          <w:color w:val="000000"/>
-        </w:rPr>
-        <w:t xml:space="preserve">Muchnik </w:t>
-      </w:r>
-      <w:r>
-        <w:rPr>
-          <w:rFonts w:cs="Times New Roman"/>
-          <w:color w:val="000000"/>
-        </w:rPr>
-        <w:t>等提出的多层网络社区检测框架</w:t>
-      </w:r>
-      <w:r>
-        <w:rPr>
-          <w:rFonts w:cs="Times New Roman"/>
-          <w:color w:val="000000"/>
-          <w:vertAlign w:val="superscript"/>
-        </w:rPr>
-        <w:fldChar w:fldCharType="begin"/>
-      </w:r>
-      <w:r>
-        <w:rPr>
-          <w:rFonts w:cs="Times New Roman"/>
-          <w:color w:val="000000"/>
-          <w:vertAlign w:val="superscript"/>
-        </w:rPr>
-        <w:instrText xml:space="preserve"> REF _Ref224908276 \r \h </w:instrText>
-      </w:r>
-      <w:r>
-        <w:rPr>
-          <w:rFonts w:cs="Times New Roman"/>
-          <w:color w:val="000000"/>
-          <w:vertAlign w:val="superscript"/>
-        </w:rPr>
-      </w:r>
-      <w:r>
-        <w:rPr>
-          <w:rFonts w:cs="Times New Roman"/>
-          <w:color w:val="000000"/>
-          <w:vertAlign w:val="superscript"/>
-        </w:rPr>
-        <w:instrText xml:space="preserve"> \* MERGEFORMAT </w:instrText>
-      </w:r>
-      <w:r>
-        <w:rPr>
-          <w:rFonts w:cs="Times New Roman"/>
-          <w:color w:val="000000"/>
-          <w:vertAlign w:val="superscript"/>
-        </w:rPr>
-        <w:fldChar w:fldCharType="separate"/>
-      </w:r>
-      <w:r>
-        <w:rPr>
-          <w:rFonts w:cs="Times New Roman"/>
-          <w:color w:val="000000"/>
-          <w:vertAlign w:val="superscript"/>
-        </w:rPr>
-        <w:t>[15]</w:t>
-      </w:r>
-      <w:r>
-        <w:rPr>
-          <w:rFonts w:cs="Times New Roman"/>
-          <w:color w:val="000000"/>
-          <w:vertAlign w:val="superscript"/>
-        </w:rPr>
-        <w:fldChar w:fldCharType="end"/>
-      </w:r>
-      <w:r>
-        <w:rPr>
-          <w:rFonts w:cs="Times New Roman"/>
-          <w:color w:val="000000"/>
-        </w:rPr>
-        <w:t>，该方法能保留多层网络的结构特征，挖掘结果更贴合真实数据的关联规律，是当前的研究主流。</w:t>
+        <w:t>前的研究主流。</w:t>
       </w:r>
     </w:p>
     <w:p>
@@ -5646,22 +5459,14 @@
           <w:color w:val="000000"/>
           <w:vertAlign w:val="superscript"/>
         </w:rPr>
-        <w:instrText xml:space="preserve"> REF _Ref224907857 \r \h </w:instrText>
-      </w:r>
-      <w:r>
-        <w:rPr>
-          <w:rFonts w:cs="Times New Roman"/>
-          <w:color w:val="000000"/>
-          <w:vertAlign w:val="superscript"/>
-        </w:rPr>
-      </w:r>
-      <w:r>
-        <w:rPr>
-          <w:rFonts w:cs="Times New Roman"/>
-          <w:color w:val="000000"/>
-          <w:vertAlign w:val="superscript"/>
-        </w:rPr>
-        <w:instrText xml:space="preserve"> \* MERGEFORMAT </w:instrText>
+        <w:instrText xml:space="preserve"> REF _Ref224907857 \r \h  \* MERGEFORMAT </w:instrText>
+      </w:r>
+      <w:r>
+        <w:rPr>
+          <w:rFonts w:cs="Times New Roman"/>
+          <w:color w:val="000000"/>
+          <w:vertAlign w:val="superscript"/>
+        </w:rPr>
       </w:r>
       <w:r>
         <w:rPr>
@@ -5731,22 +5536,14 @@
           <w:color w:val="000000"/>
           <w:vertAlign w:val="superscript"/>
         </w:rPr>
-        <w:instrText xml:space="preserve"> REF _Ref224908281 \r \h </w:instrText>
-      </w:r>
-      <w:r>
-        <w:rPr>
-          <w:rFonts w:cs="Times New Roman"/>
-          <w:color w:val="000000"/>
-          <w:vertAlign w:val="superscript"/>
-        </w:rPr>
-      </w:r>
-      <w:r>
-        <w:rPr>
-          <w:rFonts w:cs="Times New Roman"/>
-          <w:color w:val="000000"/>
-          <w:vertAlign w:val="superscript"/>
-        </w:rPr>
-        <w:instrText xml:space="preserve"> \* MERGEFORMAT </w:instrText>
+        <w:instrText xml:space="preserve"> REF _Ref224908281 \r \h  \* MERGEFORMAT </w:instrText>
+      </w:r>
+      <w:r>
+        <w:rPr>
+          <w:rFonts w:cs="Times New Roman"/>
+          <w:color w:val="000000"/>
+          <w:vertAlign w:val="superscript"/>
+        </w:rPr>
       </w:r>
       <w:r>
         <w:rPr>
@@ -5853,22 +5650,14 @@
           <w:color w:val="000000"/>
           <w:vertAlign w:val="superscript"/>
         </w:rPr>
-        <w:instrText xml:space="preserve"> REF _Ref224907883 \r \h </w:instrText>
-      </w:r>
-      <w:r>
-        <w:rPr>
-          <w:rFonts w:cs="Times New Roman"/>
-          <w:color w:val="000000"/>
-          <w:vertAlign w:val="superscript"/>
-        </w:rPr>
-      </w:r>
-      <w:r>
-        <w:rPr>
-          <w:rFonts w:cs="Times New Roman"/>
-          <w:color w:val="000000"/>
-          <w:vertAlign w:val="superscript"/>
-        </w:rPr>
-        <w:instrText xml:space="preserve"> \* MERGEFORMAT </w:instrText>
+        <w:instrText xml:space="preserve"> REF _Ref224907883 \r \h  \* MERGEFORMAT </w:instrText>
+      </w:r>
+      <w:r>
+        <w:rPr>
+          <w:rFonts w:cs="Times New Roman"/>
+          <w:color w:val="000000"/>
+          <w:vertAlign w:val="superscript"/>
+        </w:rPr>
       </w:r>
       <w:r>
         <w:rPr>
@@ -6021,22 +5810,14 @@
           <w:color w:val="000000"/>
           <w:vertAlign w:val="superscript"/>
         </w:rPr>
-        <w:instrText xml:space="preserve"> REF _Ref224907883 \r \h </w:instrText>
-      </w:r>
-      <w:r>
-        <w:rPr>
-          <w:rFonts w:cs="Times New Roman"/>
-          <w:color w:val="000000"/>
-          <w:vertAlign w:val="superscript"/>
-        </w:rPr>
-      </w:r>
-      <w:r>
-        <w:rPr>
-          <w:rFonts w:cs="Times New Roman"/>
-          <w:color w:val="000000"/>
-          <w:vertAlign w:val="superscript"/>
-        </w:rPr>
-        <w:instrText xml:space="preserve"> \* MERGEFORMAT </w:instrText>
+        <w:instrText xml:space="preserve"> REF _Ref224907883 \r \h  \* MERGEFORMAT </w:instrText>
+      </w:r>
+      <w:r>
+        <w:rPr>
+          <w:rFonts w:cs="Times New Roman"/>
+          <w:color w:val="000000"/>
+          <w:vertAlign w:val="superscript"/>
+        </w:rPr>
       </w:r>
       <w:r>
         <w:rPr>
@@ -6239,7 +6020,6 @@
         <w:rPr>
           <w:rFonts w:ascii="Times New Roman" w:hAnsi="Times New Roman" w:cs="Times New Roman"/>
         </w:rPr>
-        <w:lastRenderedPageBreak/>
         <w:t xml:space="preserve">3.2 </w:t>
       </w:r>
       <w:r>
@@ -6292,13 +6072,6 @@
           <w:color w:val="000000"/>
           <w:vertAlign w:val="superscript"/>
         </w:rPr>
-      </w:r>
-      <w:r>
-        <w:rPr>
-          <w:rFonts w:cs="Times New Roman"/>
-          <w:color w:val="000000"/>
-          <w:vertAlign w:val="superscript"/>
-        </w:rPr>
         <w:instrText xml:space="preserve"> \* MERGEFORMAT </w:instrText>
       </w:r>
       <w:r>
@@ -6307,6 +6080,13 @@
           <w:color w:val="000000"/>
           <w:vertAlign w:val="superscript"/>
         </w:rPr>
+      </w:r>
+      <w:r>
+        <w:rPr>
+          <w:rFonts w:cs="Times New Roman"/>
+          <w:color w:val="000000"/>
+          <w:vertAlign w:val="superscript"/>
+        </w:rPr>
         <w:fldChar w:fldCharType="separate"/>
       </w:r>
       <w:r>
@@ -6439,7 +6219,15 @@
           <w:rFonts w:cs="Times New Roman"/>
           <w:color w:val="000000"/>
         </w:rPr>
-        <w:t>，成为多层关系网络可视化分析的经典技术框架</w:t>
+        <w:t>，成为多层关系</w:t>
+      </w:r>
+      <w:r>
+        <w:rPr>
+          <w:rFonts w:cs="Times New Roman"/>
+          <w:color w:val="000000"/>
+        </w:rPr>
+        <w:lastRenderedPageBreak/>
+        <w:t>网络可视化分析的经典技术框架</w:t>
       </w:r>
       <w:r>
         <w:rPr>
@@ -6455,22 +6243,14 @@
           <w:color w:val="000000"/>
           <w:vertAlign w:val="superscript"/>
         </w:rPr>
-        <w:instrText xml:space="preserve"> REF _Ref224907883 \r \h </w:instrText>
-      </w:r>
-      <w:r>
-        <w:rPr>
-          <w:rFonts w:cs="Times New Roman"/>
-          <w:color w:val="000000"/>
-          <w:vertAlign w:val="superscript"/>
-        </w:rPr>
-      </w:r>
-      <w:r>
-        <w:rPr>
-          <w:rFonts w:cs="Times New Roman"/>
-          <w:color w:val="000000"/>
-          <w:vertAlign w:val="superscript"/>
-        </w:rPr>
-        <w:instrText xml:space="preserve"> \* MERGEFORMAT </w:instrText>
+        <w:instrText xml:space="preserve"> REF _Ref224907883 \r \h  \* MERGEFORMAT </w:instrText>
+      </w:r>
+      <w:r>
+        <w:rPr>
+          <w:rFonts w:cs="Times New Roman"/>
+          <w:color w:val="000000"/>
+          <w:vertAlign w:val="superscript"/>
+        </w:rPr>
       </w:r>
       <w:r>
         <w:rPr>
@@ -6507,28 +6287,16 @@
     <w:p>
       <w:pPr>
         <w:pStyle w:val="3"/>
-        <w:numPr>
-          <w:ilvl w:val="0"/>
-          <w:numId w:val="0"/>
-        </w:numPr>
-        <w:spacing w:line="360" w:lineRule="auto"/>
-        <w:rPr>
-          <w:bCs w:val="0"/>
-          <w:sz w:val="28"/>
-        </w:rPr>
-      </w:pPr>
-      <w:r>
-        <w:rPr>
-          <w:bCs w:val="0"/>
-          <w:sz w:val="28"/>
-        </w:rPr>
+        <w:tabs>
+          <w:tab w:val="clear" w:pos="432"/>
+        </w:tabs>
+        <w:spacing w:before="0" w:after="0" w:line="300" w:lineRule="auto"/>
+        <w:ind w:left="720" w:hanging="720"/>
+      </w:pPr>
+      <w:r>
         <w:t xml:space="preserve">3.2.1 </w:t>
       </w:r>
       <w:r>
-        <w:rPr>
-          <w:bCs w:val="0"/>
-          <w:sz w:val="28"/>
-        </w:rPr>
         <w:t>传统多层网络可视化方法</w:t>
       </w:r>
     </w:p>
@@ -6565,22 +6333,14 @@
           <w:color w:val="000000"/>
           <w:vertAlign w:val="superscript"/>
         </w:rPr>
-        <w:instrText xml:space="preserve"> REF _Ref224908079 \r \h </w:instrText>
-      </w:r>
-      <w:r>
-        <w:rPr>
-          <w:rFonts w:cs="Times New Roman"/>
-          <w:color w:val="000000"/>
-          <w:vertAlign w:val="superscript"/>
-        </w:rPr>
-      </w:r>
-      <w:r>
-        <w:rPr>
-          <w:rFonts w:cs="Times New Roman"/>
-          <w:color w:val="000000"/>
-          <w:vertAlign w:val="superscript"/>
-        </w:rPr>
-        <w:instrText xml:space="preserve"> \* MERGEFORMAT </w:instrText>
+        <w:instrText xml:space="preserve"> REF _Ref224908079 \r \h  \* MERGEFORMAT </w:instrText>
+      </w:r>
+      <w:r>
+        <w:rPr>
+          <w:rFonts w:cs="Times New Roman"/>
+          <w:color w:val="000000"/>
+          <w:vertAlign w:val="superscript"/>
+        </w:rPr>
       </w:r>
       <w:r>
         <w:rPr>
@@ -6650,22 +6410,14 @@
           <w:color w:val="000000"/>
           <w:vertAlign w:val="superscript"/>
         </w:rPr>
-        <w:instrText xml:space="preserve"> REF _Ref224908089 \r \h </w:instrText>
-      </w:r>
-      <w:r>
-        <w:rPr>
-          <w:rFonts w:cs="Times New Roman"/>
-          <w:color w:val="000000"/>
-          <w:vertAlign w:val="superscript"/>
-        </w:rPr>
-      </w:r>
-      <w:r>
-        <w:rPr>
-          <w:rFonts w:cs="Times New Roman"/>
-          <w:color w:val="000000"/>
-          <w:vertAlign w:val="superscript"/>
-        </w:rPr>
-        <w:instrText xml:space="preserve"> \* MERGEFORMAT </w:instrText>
+        <w:instrText xml:space="preserve"> REF _Ref224908089 \r \h  \* MERGEFORMAT </w:instrText>
+      </w:r>
+      <w:r>
+        <w:rPr>
+          <w:rFonts w:cs="Times New Roman"/>
+          <w:color w:val="000000"/>
+          <w:vertAlign w:val="superscript"/>
+        </w:rPr>
       </w:r>
       <w:r>
         <w:rPr>
@@ -6758,22 +6510,14 @@
           <w:color w:val="000000"/>
           <w:vertAlign w:val="superscript"/>
         </w:rPr>
-        <w:instrText xml:space="preserve"> REF _Ref224908097 \r \h </w:instrText>
-      </w:r>
-      <w:r>
-        <w:rPr>
-          <w:rFonts w:cs="Times New Roman"/>
-          <w:color w:val="000000"/>
-          <w:vertAlign w:val="superscript"/>
-        </w:rPr>
-      </w:r>
-      <w:r>
-        <w:rPr>
-          <w:rFonts w:cs="Times New Roman"/>
-          <w:color w:val="000000"/>
-          <w:vertAlign w:val="superscript"/>
-        </w:rPr>
-        <w:instrText xml:space="preserve"> \* MERGEFORMAT </w:instrText>
+        <w:instrText xml:space="preserve"> REF _Ref224908097 \r \h  \* MERGEFORMAT </w:instrText>
+      </w:r>
+      <w:r>
+        <w:rPr>
+          <w:rFonts w:cs="Times New Roman"/>
+          <w:color w:val="000000"/>
+          <w:vertAlign w:val="superscript"/>
+        </w:rPr>
       </w:r>
       <w:r>
         <w:rPr>
@@ -6843,22 +6587,14 @@
           <w:color w:val="000000"/>
           <w:vertAlign w:val="superscript"/>
         </w:rPr>
-        <w:instrText xml:space="preserve"> REF _Ref224908103 \r \h </w:instrText>
-      </w:r>
-      <w:r>
-        <w:rPr>
-          <w:rFonts w:cs="Times New Roman"/>
-          <w:color w:val="000000"/>
-          <w:vertAlign w:val="superscript"/>
-        </w:rPr>
-      </w:r>
-      <w:r>
-        <w:rPr>
-          <w:rFonts w:cs="Times New Roman"/>
-          <w:color w:val="000000"/>
-          <w:vertAlign w:val="superscript"/>
-        </w:rPr>
-        <w:instrText xml:space="preserve"> \* MERGEFORMAT </w:instrText>
+        <w:instrText xml:space="preserve"> REF _Ref224908103 \r \h  \* MERGEFORMAT </w:instrText>
+      </w:r>
+      <w:r>
+        <w:rPr>
+          <w:rFonts w:cs="Times New Roman"/>
+          <w:color w:val="000000"/>
+          <w:vertAlign w:val="superscript"/>
+        </w:rPr>
       </w:r>
       <w:r>
         <w:rPr>
@@ -6905,28 +6641,16 @@
     <w:p>
       <w:pPr>
         <w:pStyle w:val="3"/>
-        <w:numPr>
-          <w:ilvl w:val="0"/>
-          <w:numId w:val="0"/>
-        </w:numPr>
-        <w:spacing w:line="360" w:lineRule="auto"/>
-        <w:rPr>
-          <w:bCs w:val="0"/>
-          <w:sz w:val="28"/>
-        </w:rPr>
-      </w:pPr>
-      <w:r>
-        <w:rPr>
-          <w:bCs w:val="0"/>
-          <w:sz w:val="28"/>
-        </w:rPr>
+        <w:tabs>
+          <w:tab w:val="clear" w:pos="432"/>
+        </w:tabs>
+        <w:spacing w:before="0" w:after="0" w:line="300" w:lineRule="auto"/>
+        <w:ind w:left="720" w:hanging="720"/>
+      </w:pPr>
+      <w:r>
         <w:t xml:space="preserve">3.2.2 Detangler </w:t>
       </w:r>
       <w:r>
-        <w:rPr>
-          <w:bCs w:val="0"/>
-          <w:sz w:val="28"/>
-        </w:rPr>
         <w:t>系统的核心设计与技术特征</w:t>
       </w:r>
     </w:p>
@@ -7060,7 +6784,6 @@
           <w:rFonts w:cs="Times New Roman"/>
           <w:color w:val="000000"/>
         </w:rPr>
-        <w:lastRenderedPageBreak/>
         <w:t>基底</w:t>
       </w:r>
       <w:r>
@@ -7170,7 +6893,15 @@
           <w:rFonts w:cs="Times New Roman"/>
           <w:color w:val="000000"/>
         </w:rPr>
-        <w:t>上解决了传统方法的视觉混乱问题。例如，在文献网络中，基底网络以论文为节点，催化网络以关键词为节点；在本课题的食品安全场景中，可将食品样本作为基底网络节点，将不合格项</w:t>
+        <w:t>上解决了传统方法的视觉混乱问题。例如，在文献网络中，基底网络以论文为节点，催化网络以关键词为节点；在本课题的食品安全场景中，可将食品样本作为基底网</w:t>
+      </w:r>
+      <w:r>
+        <w:rPr>
+          <w:rFonts w:cs="Times New Roman"/>
+          <w:color w:val="000000"/>
+        </w:rPr>
+        <w:lastRenderedPageBreak/>
+        <w:t>络节点，将不合格项</w:t>
       </w:r>
       <w:r>
         <w:rPr>
@@ -7497,7 +7228,6 @@
           <w:rFonts w:cs="Times New Roman"/>
           <w:color w:val="000000"/>
         </w:rPr>
-        <w:lastRenderedPageBreak/>
         <w:t>枢轴刷选与</w:t>
       </w:r>
       <w:proofErr w:type="gramEnd"/>
@@ -7801,7 +7531,15 @@
           <w:rFonts w:cs="Times New Roman"/>
           <w:color w:val="000000"/>
         </w:rPr>
-        <w:t xml:space="preserve"> - </w:t>
+        <w:t xml:space="preserve"> </w:t>
+      </w:r>
+      <w:r>
+        <w:rPr>
+          <w:rFonts w:cs="Times New Roman"/>
+          <w:color w:val="000000"/>
+        </w:rPr>
+        <w:lastRenderedPageBreak/>
+        <w:t xml:space="preserve">- </w:t>
       </w:r>
       <w:r>
         <w:rPr>
@@ -7842,28 +7580,16 @@
     <w:p>
       <w:pPr>
         <w:pStyle w:val="3"/>
-        <w:numPr>
-          <w:ilvl w:val="0"/>
-          <w:numId w:val="0"/>
-        </w:numPr>
-        <w:spacing w:line="360" w:lineRule="auto"/>
-        <w:rPr>
-          <w:bCs w:val="0"/>
-          <w:sz w:val="28"/>
-        </w:rPr>
-      </w:pPr>
-      <w:r>
-        <w:rPr>
-          <w:bCs w:val="0"/>
-          <w:sz w:val="28"/>
-        </w:rPr>
+        <w:tabs>
+          <w:tab w:val="clear" w:pos="432"/>
+        </w:tabs>
+        <w:spacing w:before="0" w:after="0" w:line="300" w:lineRule="auto"/>
+        <w:ind w:left="720" w:hanging="720"/>
+      </w:pPr>
+      <w:r>
         <w:t xml:space="preserve">3.2.3 </w:t>
       </w:r>
       <w:r>
-        <w:rPr>
-          <w:bCs w:val="0"/>
-          <w:sz w:val="28"/>
-        </w:rPr>
         <w:t>其他多层网络可视化分析系统</w:t>
       </w:r>
     </w:p>
@@ -7899,18 +7625,12 @@
         <w:rPr>
           <w:vertAlign w:val="superscript"/>
         </w:rPr>
-        <w:instrText xml:space="preserve"> REF _Ref224908133 \r \h </w:instrText>
-      </w:r>
-      <w:r>
-        <w:rPr>
-          <w:vertAlign w:val="superscript"/>
-        </w:rPr>
-      </w:r>
-      <w:r>
-        <w:rPr>
-          <w:vertAlign w:val="superscript"/>
-        </w:rPr>
-        <w:instrText xml:space="preserve"> \* MERGEFORMAT </w:instrText>
+        <w:instrText xml:space="preserve"> REF _Ref224908133 \r \h  \* MERGEFORMAT </w:instrText>
+      </w:r>
+      <w:r>
+        <w:rPr>
+          <w:vertAlign w:val="superscript"/>
+        </w:rPr>
       </w:r>
       <w:r>
         <w:rPr>
@@ -7948,18 +7668,12 @@
         <w:rPr>
           <w:vertAlign w:val="superscript"/>
         </w:rPr>
-        <w:instrText xml:space="preserve"> REF _Ref224908143 \r \h </w:instrText>
-      </w:r>
-      <w:r>
-        <w:rPr>
-          <w:vertAlign w:val="superscript"/>
-        </w:rPr>
-      </w:r>
-      <w:r>
-        <w:rPr>
-          <w:vertAlign w:val="superscript"/>
-        </w:rPr>
-        <w:instrText xml:space="preserve"> \* MERGEFORMAT </w:instrText>
+        <w:instrText xml:space="preserve"> REF _Ref224908143 \r \h  \* MERGEFORMAT </w:instrText>
+      </w:r>
+      <w:r>
+        <w:rPr>
+          <w:vertAlign w:val="superscript"/>
+        </w:rPr>
       </w:r>
       <w:r>
         <w:rPr>
@@ -7997,18 +7711,12 @@
         <w:rPr>
           <w:vertAlign w:val="superscript"/>
         </w:rPr>
-        <w:instrText xml:space="preserve"> REF _Ref224908147 \r \h </w:instrText>
-      </w:r>
-      <w:r>
-        <w:rPr>
-          <w:vertAlign w:val="superscript"/>
-        </w:rPr>
-      </w:r>
-      <w:r>
-        <w:rPr>
-          <w:vertAlign w:val="superscript"/>
-        </w:rPr>
-        <w:instrText xml:space="preserve"> \* MERGEFORMAT </w:instrText>
+        <w:instrText xml:space="preserve"> REF _Ref224908147 \r \h  \* MERGEFORMAT </w:instrText>
+      </w:r>
+      <w:r>
+        <w:rPr>
+          <w:vertAlign w:val="superscript"/>
+        </w:rPr>
       </w:r>
       <w:r>
         <w:rPr>
@@ -8085,18 +7793,12 @@
         <w:rPr>
           <w:vertAlign w:val="superscript"/>
         </w:rPr>
-        <w:instrText xml:space="preserve"> REF _Ref224907883 \r \h </w:instrText>
-      </w:r>
-      <w:r>
-        <w:rPr>
-          <w:vertAlign w:val="superscript"/>
-        </w:rPr>
-      </w:r>
-      <w:r>
-        <w:rPr>
-          <w:vertAlign w:val="superscript"/>
-        </w:rPr>
-        <w:instrText xml:space="preserve"> \* MERGEFORMAT </w:instrText>
+        <w:instrText xml:space="preserve"> REF _Ref224907883 \r \h  \* MERGEFORMAT </w:instrText>
+      </w:r>
+      <w:r>
+        <w:rPr>
+          <w:vertAlign w:val="superscript"/>
+        </w:rPr>
       </w:r>
       <w:r>
         <w:rPr>
@@ -8214,7 +7916,6 @@
         <w:rPr>
           <w:rFonts w:ascii="Times New Roman" w:hAnsi="Times New Roman" w:cs="Times New Roman"/>
         </w:rPr>
-        <w:lastRenderedPageBreak/>
         <w:t xml:space="preserve">3.3 </w:t>
       </w:r>
       <w:r>
@@ -8233,21 +7934,40 @@
         <w:t>食品安全数据挖掘与可视化是食品安全智能监管的核心研究方向，现有研究主要围绕</w:t>
       </w:r>
       <w:r>
+        <w:t>食品安全风险识别</w:t>
+      </w:r>
+      <w:r>
         <w:rPr>
           <w:b/>
           <w:bCs/>
         </w:rPr>
-        <w:t>食品安全风险识别、不合格原因分析、食品溯源</w:t>
-      </w:r>
-      <w:r>
-        <w:t>等核心任务展开，结合了统计分析、机器学习、单一层网络、传统可视化等技术，为食品安全监管提供了重要的技术支撑，但在</w:t>
+        <w:t>、</w:t>
+      </w:r>
+      <w:r>
+        <w:t>不合格原因分析</w:t>
       </w:r>
       <w:r>
         <w:rPr>
           <w:b/>
           <w:bCs/>
         </w:rPr>
-        <w:t>多层关系网络的应用</w:t>
+        <w:t>、</w:t>
+      </w:r>
+      <w:r>
+        <w:t>食品溯源</w:t>
+      </w:r>
+      <w:r>
+        <w:t>等核心任务展开，结合了统计分析、机器学习、单一层网络、传统可视化等技术，为食品安全监管提供了重要的技术支撑，但在</w:t>
+      </w:r>
+      <w:r>
+        <w:rPr>
+          <w:b/>
+          <w:bCs/>
+        </w:rPr>
+        <w:t>多层关系</w:t>
+      </w:r>
+      <w:r>
+        <w:t>网络的应用</w:t>
       </w:r>
       <w:r>
         <w:t>方面仍存在明显的空白。</w:t>
@@ -8262,17 +7982,67 @@
         <w:t>在</w:t>
       </w:r>
       <w:r>
+        <w:t>食品安全数据挖掘</w:t>
+      </w:r>
+      <w:r>
+        <w:t>方面，现有方法主要包括：（</w:t>
+      </w:r>
+      <w:r>
+        <w:t>1</w:t>
+      </w:r>
+      <w:r>
+        <w:t>）</w:t>
+      </w:r>
+      <w:r>
         <w:rPr>
           <w:b/>
           <w:bCs/>
         </w:rPr>
-        <w:t>食品安全数据挖掘</w:t>
-      </w:r>
-      <w:r>
-        <w:t>方面，现有方法主要包括：（</w:t>
-      </w:r>
-      <w:r>
-        <w:t>1</w:t>
+        <w:t>统计分析方法</w:t>
+      </w:r>
+      <w:r>
+        <w:t>，如描述性统计、相关性分析、卡方检验等</w:t>
+      </w:r>
+      <w:r>
+        <w:rPr>
+          <w:vertAlign w:val="superscript"/>
+        </w:rPr>
+        <w:fldChar w:fldCharType="begin"/>
+      </w:r>
+      <w:r>
+        <w:rPr>
+          <w:vertAlign w:val="superscript"/>
+        </w:rPr>
+        <w:instrText xml:space="preserve"> REF _Ref224907737 \r \h  \* MERGEFORMAT </w:instrText>
+      </w:r>
+      <w:r>
+        <w:rPr>
+          <w:vertAlign w:val="superscript"/>
+        </w:rPr>
+      </w:r>
+      <w:r>
+        <w:rPr>
+          <w:vertAlign w:val="superscript"/>
+        </w:rPr>
+        <w:fldChar w:fldCharType="separate"/>
+      </w:r>
+      <w:r>
+        <w:rPr>
+          <w:vertAlign w:val="superscript"/>
+        </w:rPr>
+        <w:t>[3]</w:t>
+      </w:r>
+      <w:r>
+        <w:rPr>
+          <w:vertAlign w:val="superscript"/>
+        </w:rPr>
+        <w:fldChar w:fldCharType="end"/>
+      </w:r>
+      <w:r>
+        <w:t>，用于分析单一维度或两两维度间的关联关系，如某类食品的不合格率、某地区的抽检合格率等；（</w:t>
+      </w:r>
+      <w:r>
+        <w:t>2</w:t>
       </w:r>
       <w:r>
         <w:t>）</w:t>
@@ -8282,10 +8052,10 @@
           <w:b/>
           <w:bCs/>
         </w:rPr>
-        <w:t>统计分析方法</w:t>
-      </w:r>
-      <w:r>
-        <w:t>，如描述性统计、相关性分析、卡方检验等</w:t>
+        <w:t>机器学习方法</w:t>
+      </w:r>
+      <w:r>
+        <w:t>，如分类、聚类、关联规则挖掘等</w:t>
       </w:r>
       <w:r>
         <w:rPr>
@@ -8297,18 +8067,12 @@
         <w:rPr>
           <w:vertAlign w:val="superscript"/>
         </w:rPr>
-        <w:instrText xml:space="preserve"> REF _Ref224907737 \r \h </w:instrText>
-      </w:r>
-      <w:r>
-        <w:rPr>
-          <w:vertAlign w:val="superscript"/>
-        </w:rPr>
-      </w:r>
-      <w:r>
-        <w:rPr>
-          <w:vertAlign w:val="superscript"/>
-        </w:rPr>
-        <w:instrText xml:space="preserve"> \* MERGEFORMAT </w:instrText>
+        <w:instrText xml:space="preserve"> REF _Ref224907558 \r \h  \* MERGEFORMAT </w:instrText>
+      </w:r>
+      <w:r>
+        <w:rPr>
+          <w:vertAlign w:val="superscript"/>
+        </w:rPr>
       </w:r>
       <w:r>
         <w:rPr>
@@ -8320,7 +8084,7 @@
         <w:rPr>
           <w:vertAlign w:val="superscript"/>
         </w:rPr>
-        <w:t>[3]</w:t>
+        <w:t>[2]</w:t>
       </w:r>
       <w:r>
         <w:rPr>
@@ -8329,10 +8093,93 @@
         <w:fldChar w:fldCharType="end"/>
       </w:r>
       <w:r>
-        <w:t>，用于分析单一维度或两两维度间的关联关系，如某类食品的不合格率、某地区的抽检合格率等；（</w:t>
-      </w:r>
-      <w:r>
-        <w:t>2</w:t>
+        <w:rPr>
+          <w:vertAlign w:val="superscript"/>
+        </w:rPr>
+        <w:fldChar w:fldCharType="begin"/>
+      </w:r>
+      <w:r>
+        <w:rPr>
+          <w:vertAlign w:val="superscript"/>
+        </w:rPr>
+        <w:instrText xml:space="preserve"> REF _Ref224907834 \r \h  \* MERGEFORMAT </w:instrText>
+      </w:r>
+      <w:r>
+        <w:rPr>
+          <w:vertAlign w:val="superscript"/>
+        </w:rPr>
+      </w:r>
+      <w:r>
+        <w:rPr>
+          <w:vertAlign w:val="superscript"/>
+        </w:rPr>
+        <w:fldChar w:fldCharType="separate"/>
+      </w:r>
+      <w:r>
+        <w:rPr>
+          <w:vertAlign w:val="superscript"/>
+        </w:rPr>
+        <w:t>[7]</w:t>
+      </w:r>
+      <w:r>
+        <w:rPr>
+          <w:vertAlign w:val="superscript"/>
+        </w:rPr>
+        <w:fldChar w:fldCharType="end"/>
+      </w:r>
+      <w:r>
+        <w:t>，其中关联规则挖掘（如</w:t>
+      </w:r>
+      <w:r>
+        <w:t xml:space="preserve"> </w:t>
+      </w:r>
+      <w:proofErr w:type="spellStart"/>
+      <w:r>
+        <w:t>Apriori</w:t>
+      </w:r>
+      <w:proofErr w:type="spellEnd"/>
+      <w:r>
+        <w:t xml:space="preserve"> </w:t>
+      </w:r>
+      <w:r>
+        <w:t>算法）是不合格原因分析的常用方法，用于挖掘</w:t>
+      </w:r>
+      <w:r>
+        <w:t xml:space="preserve"> “</w:t>
+      </w:r>
+      <w:r>
+        <w:t>添加物超标</w:t>
+      </w:r>
+      <w:r>
+        <w:t xml:space="preserve"> - </w:t>
+      </w:r>
+      <w:r>
+        <w:t>不合格项</w:t>
+      </w:r>
+      <w:r>
+        <w:t>”“</w:t>
+      </w:r>
+      <w:r>
+        <w:t>生产地区</w:t>
+      </w:r>
+      <w:r>
+        <w:t xml:space="preserve"> - </w:t>
+      </w:r>
+      <w:r>
+        <w:t>不合</w:t>
+      </w:r>
+      <w:r>
+        <w:lastRenderedPageBreak/>
+        <w:t>格项</w:t>
+      </w:r>
+      <w:r>
+        <w:t xml:space="preserve">” </w:t>
+      </w:r>
+      <w:r>
+        <w:t>等关联规则，但该方法仅能挖掘两两维度间的关联，难以刻画多因素的耦合关系；（</w:t>
+      </w:r>
+      <w:r>
+        <w:t>3</w:t>
       </w:r>
       <w:r>
         <w:t>）</w:t>
@@ -8342,192 +8189,228 @@
           <w:b/>
           <w:bCs/>
         </w:rPr>
-        <w:t>机器学习方法</w:t>
-      </w:r>
-      <w:r>
-        <w:t>，如分类、聚类、关联规则挖掘等</w:t>
-      </w:r>
-      <w:r>
-        <w:rPr>
-          <w:vertAlign w:val="superscript"/>
-        </w:rPr>
-        <w:fldChar w:fldCharType="begin"/>
-      </w:r>
-      <w:r>
-        <w:rPr>
-          <w:vertAlign w:val="superscript"/>
-        </w:rPr>
-        <w:instrText xml:space="preserve"> REF _Ref224907558 \r \h </w:instrText>
-      </w:r>
-      <w:r>
-        <w:rPr>
-          <w:vertAlign w:val="superscript"/>
-        </w:rPr>
-      </w:r>
-      <w:r>
-        <w:rPr>
-          <w:vertAlign w:val="superscript"/>
-        </w:rPr>
-        <w:instrText xml:space="preserve"> \* MERGEFORMAT </w:instrText>
-      </w:r>
-      <w:r>
-        <w:rPr>
-          <w:vertAlign w:val="superscript"/>
-        </w:rPr>
-        <w:fldChar w:fldCharType="separate"/>
-      </w:r>
-      <w:r>
-        <w:rPr>
-          <w:vertAlign w:val="superscript"/>
-        </w:rPr>
-        <w:t>[2]</w:t>
-      </w:r>
-      <w:r>
-        <w:rPr>
-          <w:vertAlign w:val="superscript"/>
-        </w:rPr>
-        <w:fldChar w:fldCharType="end"/>
-      </w:r>
-      <w:r>
-        <w:rPr>
-          <w:vertAlign w:val="superscript"/>
-        </w:rPr>
-        <w:fldChar w:fldCharType="begin"/>
-      </w:r>
-      <w:r>
-        <w:rPr>
-          <w:vertAlign w:val="superscript"/>
-        </w:rPr>
-        <w:instrText xml:space="preserve"> REF _Ref224907834 \r \h </w:instrText>
-      </w:r>
-      <w:r>
-        <w:rPr>
-          <w:vertAlign w:val="superscript"/>
-        </w:rPr>
-      </w:r>
-      <w:r>
-        <w:rPr>
-          <w:vertAlign w:val="superscript"/>
-        </w:rPr>
-        <w:instrText xml:space="preserve"> \* MERGEFORMAT </w:instrText>
-      </w:r>
-      <w:r>
-        <w:rPr>
-          <w:vertAlign w:val="superscript"/>
-        </w:rPr>
-        <w:fldChar w:fldCharType="separate"/>
-      </w:r>
-      <w:r>
-        <w:rPr>
-          <w:vertAlign w:val="superscript"/>
-        </w:rPr>
-        <w:t>[7]</w:t>
-      </w:r>
-      <w:r>
-        <w:rPr>
-          <w:vertAlign w:val="superscript"/>
-        </w:rPr>
-        <w:fldChar w:fldCharType="end"/>
-      </w:r>
-      <w:r>
-        <w:t>，其中关联规则挖掘（如</w:t>
-      </w:r>
-      <w:r>
-        <w:t xml:space="preserve"> </w:t>
-      </w:r>
-      <w:proofErr w:type="spellStart"/>
-      <w:r>
-        <w:t>Apriori</w:t>
-      </w:r>
-      <w:proofErr w:type="spellEnd"/>
-      <w:r>
-        <w:t xml:space="preserve"> </w:t>
-      </w:r>
-      <w:r>
-        <w:t>算法）是不合格原因分析的常用方法，用于挖掘</w:t>
-      </w:r>
-      <w:r>
-        <w:t xml:space="preserve"> “</w:t>
-      </w:r>
-      <w:r>
-        <w:t>添加物超标</w:t>
-      </w:r>
-      <w:r>
-        <w:t xml:space="preserve"> - </w:t>
-      </w:r>
-      <w:r>
-        <w:t>不合格项</w:t>
-      </w:r>
-      <w:r>
-        <w:t>”“</w:t>
-      </w:r>
-      <w:r>
-        <w:t>生产地区</w:t>
-      </w:r>
-      <w:r>
-        <w:t xml:space="preserve"> - </w:t>
-      </w:r>
-      <w:r>
-        <w:t>不合格项</w:t>
-      </w:r>
-      <w:r>
-        <w:t xml:space="preserve">” </w:t>
-      </w:r>
-      <w:r>
-        <w:t>等关联规则，但该方法仅能挖掘两两维度间的关联，难以刻画多因素的耦合关系；（</w:t>
-      </w:r>
-      <w:r>
-        <w:t>3</w:t>
-      </w:r>
-      <w:r>
-        <w:t>）</w:t>
-      </w:r>
+        <w:t>单一</w:t>
+      </w:r>
+      <w:proofErr w:type="gramStart"/>
       <w:r>
         <w:rPr>
           <w:b/>
           <w:bCs/>
         </w:rPr>
-        <w:t>单一</w:t>
-      </w:r>
-      <w:proofErr w:type="gramStart"/>
+        <w:t>层网络</w:t>
+      </w:r>
+      <w:proofErr w:type="gramEnd"/>
       <w:r>
         <w:rPr>
           <w:b/>
           <w:bCs/>
         </w:rPr>
-        <w:t>层网络</w:t>
-      </w:r>
-      <w:proofErr w:type="gramEnd"/>
+        <w:t>方法</w:t>
+      </w:r>
+      <w:r>
+        <w:t>，如将食品样本与不合格项作为节点构建二部网络，通过社区发现挖掘不合格样本的关联模式</w:t>
+      </w:r>
+      <w:r>
+        <w:rPr>
+          <w:vertAlign w:val="superscript"/>
+        </w:rPr>
+        <w:t>[</w:t>
+      </w:r>
+      <w:r>
+        <w:rPr>
+          <w:vertAlign w:val="superscript"/>
+        </w:rPr>
+        <w:t>6</w:t>
+      </w:r>
+      <w:r>
+        <w:rPr>
+          <w:vertAlign w:val="superscript"/>
+        </w:rPr>
+        <w:t>]</w:t>
+      </w:r>
+      <w:r>
+        <w:t>，但该方法仅能刻画两种实体间的关联，无法实现多类型实体的多层关系建模。</w:t>
+      </w:r>
+    </w:p>
+    <w:p>
+      <w:pPr>
+        <w:spacing w:line="360" w:lineRule="auto"/>
+        <w:ind w:firstLine="480"/>
+      </w:pPr>
+      <w:r>
+        <w:t>在</w:t>
+      </w:r>
       <w:r>
         <w:rPr>
           <w:b/>
           <w:bCs/>
         </w:rPr>
-        <w:t>方法</w:t>
-      </w:r>
-      <w:r>
-        <w:t>，如将食品样本与不合格项作为节点构建二部网络，通过社区发现挖掘不合格样本的关联模式</w:t>
-      </w:r>
-      <w:r>
-        <w:rPr>
-          <w:vertAlign w:val="superscript"/>
-        </w:rPr>
-        <w:t>[</w:t>
-      </w:r>
-      <w:r>
-        <w:rPr>
-          <w:vertAlign w:val="superscript"/>
-        </w:rPr>
-        <w:t>6</w:t>
-      </w:r>
-      <w:r>
-        <w:rPr>
-          <w:vertAlign w:val="superscript"/>
-        </w:rPr>
-        <w:t>]</w:t>
-      </w:r>
-      <w:r>
-        <w:t>，但该方法仅能刻画两种实体间的关联，无法实现多类型实体的多层关系建模。</w:t>
+        <w:t>食品安全可视化</w:t>
+      </w:r>
+      <w:r>
+        <w:t>方面，现有研究主要包括：（</w:t>
+      </w:r>
+      <w:r>
+        <w:t>1</w:t>
+      </w:r>
+      <w:r>
+        <w:t>）</w:t>
+      </w:r>
+      <w:r>
+        <w:t>统计可视化</w:t>
+      </w:r>
+      <w:r>
+        <w:t>，如柱状图、折线图、饼图、热力图等</w:t>
+      </w:r>
+      <w:r>
+        <w:rPr>
+          <w:vertAlign w:val="superscript"/>
+        </w:rPr>
+        <w:fldChar w:fldCharType="begin"/>
+      </w:r>
+      <w:r>
+        <w:rPr>
+          <w:vertAlign w:val="superscript"/>
+        </w:rPr>
+        <w:instrText xml:space="preserve"> REF _Ref224907737 \r \h  \* MERGEFORMAT </w:instrText>
+      </w:r>
+      <w:r>
+        <w:rPr>
+          <w:vertAlign w:val="superscript"/>
+        </w:rPr>
+      </w:r>
+      <w:r>
+        <w:rPr>
+          <w:vertAlign w:val="superscript"/>
+        </w:rPr>
+        <w:fldChar w:fldCharType="separate"/>
+      </w:r>
+      <w:r>
+        <w:rPr>
+          <w:vertAlign w:val="superscript"/>
+        </w:rPr>
+        <w:t>[3]</w:t>
+      </w:r>
+      <w:r>
+        <w:rPr>
+          <w:vertAlign w:val="superscript"/>
+        </w:rPr>
+        <w:fldChar w:fldCharType="end"/>
+      </w:r>
+      <w:r>
+        <w:t>，用于呈现食品抽检合格率、不合格项分布、地区风险分布等统计特征；（</w:t>
+      </w:r>
+      <w:r>
+        <w:t>2</w:t>
+      </w:r>
+      <w:r>
+        <w:t>）</w:t>
+      </w:r>
+      <w:r>
+        <w:t>地理空间可视化</w:t>
+      </w:r>
+      <w:r>
+        <w:t>，如将食品安全风险数据与地理地图结合，实现区域食品安全风险的直观呈现</w:t>
+      </w:r>
+      <w:r>
+        <w:rPr>
+          <w:vertAlign w:val="superscript"/>
+        </w:rPr>
+        <w:fldChar w:fldCharType="begin"/>
+      </w:r>
+      <w:r>
+        <w:rPr>
+          <w:vertAlign w:val="superscript"/>
+        </w:rPr>
+        <w:instrText xml:space="preserve"> REF _Ref224907834 \r \h  \* MERGEFORMAT </w:instrText>
+      </w:r>
+      <w:r>
+        <w:rPr>
+          <w:vertAlign w:val="superscript"/>
+        </w:rPr>
+      </w:r>
+      <w:r>
+        <w:rPr>
+          <w:vertAlign w:val="superscript"/>
+        </w:rPr>
+        <w:fldChar w:fldCharType="separate"/>
+      </w:r>
+      <w:r>
+        <w:rPr>
+          <w:vertAlign w:val="superscript"/>
+        </w:rPr>
+        <w:t>[7]</w:t>
+      </w:r>
+      <w:r>
+        <w:rPr>
+          <w:vertAlign w:val="superscript"/>
+        </w:rPr>
+        <w:fldChar w:fldCharType="end"/>
+      </w:r>
+      <w:r>
+        <w:t>；（</w:t>
+      </w:r>
+      <w:r>
+        <w:t>3</w:t>
+      </w:r>
+      <w:r>
+        <w:t>）</w:t>
+      </w:r>
+      <w:r>
+        <w:t>网络可视化</w:t>
+      </w:r>
+      <w:r>
+        <w:t>，如将食品样本、生产企业、不合格项构建为单一层网络，通过节点</w:t>
+      </w:r>
+      <w:r>
+        <w:t xml:space="preserve"> - </w:t>
+      </w:r>
+      <w:r>
+        <w:t>边视图呈现其关联关系</w:t>
+      </w:r>
+      <w:r>
+        <w:rPr>
+          <w:vertAlign w:val="superscript"/>
+        </w:rPr>
+        <w:fldChar w:fldCharType="begin"/>
+      </w:r>
+      <w:r>
+        <w:rPr>
+          <w:vertAlign w:val="superscript"/>
+        </w:rPr>
+        <w:instrText xml:space="preserve"> REF _Ref224908659 \r \h  \* MERGEFORMAT </w:instrText>
+      </w:r>
+      <w:r>
+        <w:rPr>
+          <w:vertAlign w:val="superscript"/>
+        </w:rPr>
+      </w:r>
+      <w:r>
+        <w:rPr>
+          <w:vertAlign w:val="superscript"/>
+        </w:rPr>
+        <w:fldChar w:fldCharType="separate"/>
+      </w:r>
+      <w:r>
+        <w:rPr>
+          <w:vertAlign w:val="superscript"/>
+        </w:rPr>
+        <w:t>[26]</w:t>
+      </w:r>
+      <w:r>
+        <w:rPr>
+          <w:vertAlign w:val="superscript"/>
+        </w:rPr>
+        <w:fldChar w:fldCharType="end"/>
+      </w:r>
+      <w:r>
+        <w:t>。但现有可视化方法多为</w:t>
+      </w:r>
+      <w:r>
+        <w:t>静态可视化或简单的交互式可视化</w:t>
+      </w:r>
+      <w:r>
+        <w:t>，难以呈现食品安全数据的多层关系结构，更无法支持多因素关联的深度交互探索。</w:t>
       </w:r>
     </w:p>
     <w:p>
@@ -8536,29 +8419,19 @@
         <w:ind w:firstLine="480"/>
       </w:pPr>
       <w:r>
-        <w:t>在</w:t>
-      </w:r>
-      <w:r>
-        <w:rPr>
-          <w:b/>
-          <w:bCs/>
-        </w:rPr>
-        <w:t>食品安全可视化</w:t>
-      </w:r>
-      <w:r>
-        <w:t>方面，现有研究主要包括：（</w:t>
-      </w:r>
-      <w:r>
-        <w:t>1</w:t>
-      </w:r>
-      <w:r>
-        <w:t>）</w:t>
-      </w:r>
-      <w:r>
-        <w:t>统计可视化</w:t>
-      </w:r>
-      <w:r>
-        <w:t>，如柱状图、折线图、饼图、热力图等</w:t>
+        <w:t>近年来，有部分研究开始尝试将</w:t>
+      </w:r>
+      <w:r>
+        <w:t>复杂网络</w:t>
+      </w:r>
+      <w:r>
+        <w:t>应用于食品安全领域，如</w:t>
+      </w:r>
+      <w:r>
+        <w:t xml:space="preserve"> Li </w:t>
+      </w:r>
+      <w:r>
+        <w:t>等提出的基于复杂网络的食品安全风险传播模型</w:t>
       </w:r>
       <w:r>
         <w:rPr>
@@ -8570,18 +8443,12 @@
         <w:rPr>
           <w:vertAlign w:val="superscript"/>
         </w:rPr>
-        <w:instrText xml:space="preserve"> REF _Ref224907737 \r \h </w:instrText>
-      </w:r>
-      <w:r>
-        <w:rPr>
-          <w:vertAlign w:val="superscript"/>
-        </w:rPr>
-      </w:r>
-      <w:r>
-        <w:rPr>
-          <w:vertAlign w:val="superscript"/>
-        </w:rPr>
-        <w:instrText xml:space="preserve"> \* MERGEFORMAT </w:instrText>
+        <w:instrText xml:space="preserve"> REF _Ref224908760 \r \h  \* MERGEFORMAT </w:instrText>
+      </w:r>
+      <w:r>
+        <w:rPr>
+          <w:vertAlign w:val="superscript"/>
+        </w:rPr>
       </w:r>
       <w:r>
         <w:rPr>
@@ -8593,7 +8460,7 @@
         <w:rPr>
           <w:vertAlign w:val="superscript"/>
         </w:rPr>
-        <w:t>[3]</w:t>
+        <w:t>[27]</w:t>
       </w:r>
       <w:r>
         <w:rPr>
@@ -8602,131 +8469,51 @@
         <w:fldChar w:fldCharType="end"/>
       </w:r>
       <w:r>
-        <w:t>，用于呈现食品抽检合格率、不合格项分布、地区风险分布等统计特征；（</w:t>
-      </w:r>
-      <w:r>
-        <w:t>2</w:t>
-      </w:r>
-      <w:r>
-        <w:t>）</w:t>
-      </w:r>
-      <w:r>
-        <w:t>地理空间可视化</w:t>
-      </w:r>
-      <w:r>
-        <w:t>，如将食品安全风险数据与地理地图结合，实现区域食品安全风险的直观呈现</w:t>
-      </w:r>
-      <w:r>
-        <w:rPr>
-          <w:vertAlign w:val="superscript"/>
-        </w:rPr>
-        <w:fldChar w:fldCharType="begin"/>
-      </w:r>
-      <w:r>
-        <w:rPr>
-          <w:vertAlign w:val="superscript"/>
-        </w:rPr>
-        <w:instrText xml:space="preserve"> REF _Ref224907834 \r \h </w:instrText>
-      </w:r>
-      <w:r>
-        <w:rPr>
-          <w:vertAlign w:val="superscript"/>
-        </w:rPr>
-      </w:r>
-      <w:r>
-        <w:rPr>
-          <w:vertAlign w:val="superscript"/>
-        </w:rPr>
-        <w:instrText xml:space="preserve"> \* MERGEFORMAT </w:instrText>
-      </w:r>
-      <w:r>
-        <w:rPr>
-          <w:vertAlign w:val="superscript"/>
-        </w:rPr>
-        <w:fldChar w:fldCharType="separate"/>
-      </w:r>
-      <w:r>
-        <w:rPr>
-          <w:vertAlign w:val="superscript"/>
-        </w:rPr>
-        <w:t>[7]</w:t>
-      </w:r>
-      <w:r>
-        <w:rPr>
-          <w:vertAlign w:val="superscript"/>
-        </w:rPr>
-        <w:fldChar w:fldCharType="end"/>
-      </w:r>
-      <w:r>
-        <w:t>；（</w:t>
-      </w:r>
-      <w:r>
-        <w:t>3</w:t>
-      </w:r>
-      <w:r>
-        <w:t>）</w:t>
-      </w:r>
-      <w:r>
-        <w:t>网络可视化</w:t>
-      </w:r>
-      <w:r>
-        <w:t>，如将食品样本、生产企业、不合格项构建为单一层网络，通过节点</w:t>
-      </w:r>
-      <w:r>
-        <w:t xml:space="preserve"> - </w:t>
-      </w:r>
-      <w:r>
-        <w:t>边视图呈现其关联关系</w:t>
-      </w:r>
-      <w:r>
-        <w:rPr>
-          <w:vertAlign w:val="superscript"/>
-        </w:rPr>
-        <w:fldChar w:fldCharType="begin"/>
-      </w:r>
-      <w:r>
-        <w:rPr>
-          <w:vertAlign w:val="superscript"/>
-        </w:rPr>
-        <w:instrText xml:space="preserve"> REF _Ref224908659 \r \h </w:instrText>
-      </w:r>
-      <w:r>
-        <w:rPr>
-          <w:vertAlign w:val="superscript"/>
-        </w:rPr>
-      </w:r>
-      <w:r>
-        <w:rPr>
-          <w:vertAlign w:val="superscript"/>
-        </w:rPr>
-        <w:instrText xml:space="preserve"> \* MERGEFORMAT </w:instrText>
-      </w:r>
-      <w:r>
-        <w:rPr>
-          <w:vertAlign w:val="superscript"/>
-        </w:rPr>
-        <w:fldChar w:fldCharType="separate"/>
-      </w:r>
-      <w:r>
-        <w:rPr>
-          <w:vertAlign w:val="superscript"/>
-        </w:rPr>
-        <w:t>[26]</w:t>
-      </w:r>
-      <w:r>
-        <w:rPr>
-          <w:vertAlign w:val="superscript"/>
-        </w:rPr>
-        <w:fldChar w:fldCharType="end"/>
-      </w:r>
-      <w:r>
-        <w:t>。但现有可视化方法多为</w:t>
-      </w:r>
-      <w:r>
-        <w:t>静态可视化或简单的交互式可视化</w:t>
-      </w:r>
-      <w:r>
-        <w:t>，难以呈现食品安全数据的多层关系结构，更无法支持多因素关联的深度交互探索。</w:t>
+        <w:t>，</w:t>
+      </w:r>
+      <w:r>
+        <w:t xml:space="preserve">Zhang </w:t>
+      </w:r>
+      <w:r>
+        <w:t>等提出的基于二部网络的食品不合格项关联分析方法</w:t>
+      </w:r>
+      <w:r>
+        <w:rPr>
+          <w:vertAlign w:val="superscript"/>
+        </w:rPr>
+        <w:t>[</w:t>
+      </w:r>
+      <w:r>
+        <w:rPr>
+          <w:vertAlign w:val="superscript"/>
+        </w:rPr>
+        <w:t>6</w:t>
+      </w:r>
+      <w:r>
+        <w:rPr>
+          <w:vertAlign w:val="superscript"/>
+        </w:rPr>
+        <w:t>]</w:t>
+      </w:r>
+      <w:r>
+        <w:t>，但这些研究均采用</w:t>
+      </w:r>
+      <w:r>
+        <w:t>单一</w:t>
+      </w:r>
+      <w:proofErr w:type="gramStart"/>
+      <w:r>
+        <w:t>层网络</w:t>
+      </w:r>
+      <w:proofErr w:type="gramEnd"/>
+      <w:r>
+        <w:t>建模，未能刻画食品安全数据的多层关系特征。针对</w:t>
+      </w:r>
+      <w:r>
+        <w:t>多层关系网络在食品安全领域的应用</w:t>
+      </w:r>
+      <w:r>
+        <w:t>，目前相关研究仍处于起步阶段，尚未有成熟的建模方法与可视化分析系统，这为本课题的研究提供了重要的创新空间。</w:t>
       </w:r>
     </w:p>
     <w:p>
@@ -8735,20 +8522,19 @@
         <w:ind w:firstLine="480"/>
       </w:pPr>
       <w:r>
-        <w:t>近年来，有部分研究开始尝试将</w:t>
-      </w:r>
-      <w:r>
-        <w:t>复杂网络</w:t>
-      </w:r>
-      <w:r>
-        <w:t>应用于食品安全领域，如</w:t>
-      </w:r>
-      <w:r>
-        <w:t xml:space="preserve"> Li </w:t>
-      </w:r>
-      <w:r>
-        <w:t>等提出的基于复杂网络的食品安全风险传播模型</w:t>
-      </w:r>
+        <w:t>数字媒体技术在食品安全可视化中的应用，目前主要集中于</w:t>
+      </w:r>
+      <w:r>
+        <w:t>视觉设计与</w:t>
+      </w:r>
+      <w:r>
+        <w:t xml:space="preserve"> Web </w:t>
+      </w:r>
+      <w:proofErr w:type="gramStart"/>
+      <w:r>
+        <w:t>端实现</w:t>
+      </w:r>
+      <w:proofErr w:type="gramEnd"/>
       <w:r>
         <w:rPr>
           <w:vertAlign w:val="superscript"/>
@@ -8759,127 +8545,12 @@
         <w:rPr>
           <w:vertAlign w:val="superscript"/>
         </w:rPr>
-        <w:instrText xml:space="preserve"> REF _Ref224908760 \r \h </w:instrText>
-      </w:r>
-      <w:r>
-        <w:rPr>
-          <w:vertAlign w:val="superscript"/>
-        </w:rPr>
-      </w:r>
-      <w:r>
-        <w:rPr>
-          <w:vertAlign w:val="superscript"/>
-        </w:rPr>
-        <w:instrText xml:space="preserve"> \* MERGEFORMAT </w:instrText>
-      </w:r>
-      <w:r>
-        <w:rPr>
-          <w:vertAlign w:val="superscript"/>
-        </w:rPr>
-        <w:fldChar w:fldCharType="separate"/>
-      </w:r>
-      <w:r>
-        <w:rPr>
-          <w:vertAlign w:val="superscript"/>
-        </w:rPr>
-        <w:t>[27]</w:t>
-      </w:r>
-      <w:r>
-        <w:rPr>
-          <w:vertAlign w:val="superscript"/>
-        </w:rPr>
-        <w:fldChar w:fldCharType="end"/>
-      </w:r>
-      <w:r>
-        <w:t>，</w:t>
-      </w:r>
-      <w:r>
-        <w:t xml:space="preserve">Zhang </w:t>
-      </w:r>
-      <w:r>
-        <w:t>等提出的基于二部网络的食品不合格项关联分析方法</w:t>
-      </w:r>
-      <w:r>
-        <w:rPr>
-          <w:vertAlign w:val="superscript"/>
-        </w:rPr>
-        <w:t>[</w:t>
-      </w:r>
-      <w:r>
-        <w:rPr>
-          <w:vertAlign w:val="superscript"/>
-        </w:rPr>
-        <w:t>6</w:t>
-      </w:r>
-      <w:r>
-        <w:rPr>
-          <w:vertAlign w:val="superscript"/>
-        </w:rPr>
-        <w:t>]</w:t>
-      </w:r>
-      <w:r>
-        <w:t>，但这些研究均采用</w:t>
-      </w:r>
-      <w:r>
-        <w:t>单一</w:t>
-      </w:r>
-      <w:proofErr w:type="gramStart"/>
-      <w:r>
-        <w:t>层网络</w:t>
-      </w:r>
-      <w:proofErr w:type="gramEnd"/>
-      <w:r>
-        <w:t>建模，未能刻画食品安全数据的多层关系特征。针对</w:t>
-      </w:r>
-      <w:r>
-        <w:t>多层关系网络在食品安全领域的应用</w:t>
-      </w:r>
-      <w:r>
-        <w:t>，目前相关研究仍处于起步阶段，尚未有成熟的建模方法与可视化分析系统，这为本课题的研究提供了重要的创新空间。</w:t>
-      </w:r>
-    </w:p>
-    <w:p>
-      <w:pPr>
-        <w:spacing w:line="360" w:lineRule="auto"/>
-        <w:ind w:firstLine="480"/>
-      </w:pPr>
-      <w:r>
-        <w:lastRenderedPageBreak/>
-        <w:t>数字媒体技术在食品安全可视化中的应用，目前主要集中于</w:t>
-      </w:r>
-      <w:r>
-        <w:t>视觉设计与</w:t>
-      </w:r>
-      <w:r>
-        <w:t xml:space="preserve"> Web </w:t>
-      </w:r>
-      <w:proofErr w:type="gramStart"/>
-      <w:r>
-        <w:t>端实现</w:t>
-      </w:r>
-      <w:proofErr w:type="gramEnd"/>
-      <w:r>
-        <w:rPr>
-          <w:vertAlign w:val="superscript"/>
-        </w:rPr>
-        <w:fldChar w:fldCharType="begin"/>
-      </w:r>
-      <w:r>
-        <w:rPr>
-          <w:vertAlign w:val="superscript"/>
-        </w:rPr>
-        <w:instrText xml:space="preserve"> REF _Ref224907892 \r \h </w:instrText>
-      </w:r>
-      <w:r>
-        <w:rPr>
-          <w:vertAlign w:val="superscript"/>
-        </w:rPr>
-      </w:r>
-      <w:r>
-        <w:rPr>
-          <w:vertAlign w:val="superscript"/>
-        </w:rPr>
-        <w:instrText xml:space="preserve"> \* MERGEFORMAT </w:instrText>
+        <w:instrText xml:space="preserve"> REF _Ref224907892 \r \h  \* MERGEFORMAT </w:instrText>
+      </w:r>
+      <w:r>
+        <w:rPr>
+          <w:vertAlign w:val="superscript"/>
+        </w:rPr>
       </w:r>
       <w:r>
         <w:rPr>
@@ -8988,7 +8659,11 @@
         <w:ind w:firstLine="480"/>
       </w:pPr>
       <w:r>
-        <w:t>通过对多层关系网络挖掘、多层网络可视化分析、食品安全数据挖掘与可视化三个方向的研究现状调研，结合本课题的研究目标，</w:t>
+        <w:t>通过对多层关系网络挖掘、多层网络可视化分析、食品安全数据挖掘与可视</w:t>
+      </w:r>
+      <w:r>
+        <w:lastRenderedPageBreak/>
+        <w:t>化三个方向的研究现状调研，结合本课题的研究目标，</w:t>
       </w:r>
       <w:proofErr w:type="gramStart"/>
       <w:r>
@@ -9008,28 +8683,16 @@
     <w:p>
       <w:pPr>
         <w:pStyle w:val="3"/>
-        <w:numPr>
-          <w:ilvl w:val="0"/>
-          <w:numId w:val="0"/>
-        </w:numPr>
-        <w:spacing w:line="360" w:lineRule="auto"/>
-        <w:rPr>
-          <w:bCs w:val="0"/>
-          <w:sz w:val="28"/>
-        </w:rPr>
-      </w:pPr>
-      <w:r>
-        <w:rPr>
-          <w:bCs w:val="0"/>
-          <w:sz w:val="28"/>
-        </w:rPr>
+        <w:tabs>
+          <w:tab w:val="clear" w:pos="432"/>
+        </w:tabs>
+        <w:spacing w:before="0" w:after="0" w:line="300" w:lineRule="auto"/>
+        <w:ind w:left="720" w:hanging="720"/>
+      </w:pPr>
+      <w:r>
         <w:t xml:space="preserve">4.1.1 </w:t>
       </w:r>
       <w:r>
-        <w:rPr>
-          <w:bCs w:val="0"/>
-          <w:sz w:val="28"/>
-        </w:rPr>
         <w:t>食品安全多层关系网络的定制化建模问题</w:t>
       </w:r>
     </w:p>
@@ -9057,28 +8720,16 @@
     <w:p>
       <w:pPr>
         <w:pStyle w:val="3"/>
-        <w:numPr>
-          <w:ilvl w:val="0"/>
-          <w:numId w:val="0"/>
-        </w:numPr>
-        <w:spacing w:line="360" w:lineRule="auto"/>
-        <w:rPr>
-          <w:bCs w:val="0"/>
-          <w:sz w:val="28"/>
-        </w:rPr>
-      </w:pPr>
-      <w:r>
-        <w:rPr>
-          <w:bCs w:val="0"/>
-          <w:sz w:val="28"/>
-        </w:rPr>
+        <w:tabs>
+          <w:tab w:val="clear" w:pos="432"/>
+        </w:tabs>
+        <w:spacing w:before="0" w:after="0" w:line="300" w:lineRule="auto"/>
+        <w:ind w:left="720" w:hanging="720"/>
+      </w:pPr>
+      <w:r>
         <w:t xml:space="preserve">4.1.2 </w:t>
       </w:r>
       <w:r>
-        <w:rPr>
-          <w:bCs w:val="0"/>
-          <w:sz w:val="28"/>
-        </w:rPr>
         <w:t>多层关系网络挖掘方法的食品安全场景适配问题</w:t>
       </w:r>
     </w:p>
@@ -9112,11 +8763,7 @@
         <w:t xml:space="preserve"> - </w:t>
       </w:r>
       <w:r>
-        <w:t>添加物）具有明确的业务逻辑，现有挖掘方法</w:t>
-      </w:r>
-      <w:r>
-        <w:lastRenderedPageBreak/>
-        <w:t>未考虑这种业务逻辑的约束；纠缠度量作为</w:t>
+        <w:t>添加物）具有明确的业务逻辑，现有挖掘方法未考虑这种业务逻辑的约束；纠缠度量作为</w:t>
       </w:r>
       <w:r>
         <w:t xml:space="preserve"> Detangler </w:t>
@@ -9128,28 +8775,16 @@
     <w:p>
       <w:pPr>
         <w:pStyle w:val="3"/>
-        <w:numPr>
-          <w:ilvl w:val="0"/>
-          <w:numId w:val="0"/>
-        </w:numPr>
-        <w:spacing w:line="360" w:lineRule="auto"/>
-        <w:rPr>
-          <w:bCs w:val="0"/>
-          <w:sz w:val="28"/>
-        </w:rPr>
-      </w:pPr>
-      <w:r>
-        <w:rPr>
-          <w:bCs w:val="0"/>
-          <w:sz w:val="28"/>
-        </w:rPr>
+        <w:tabs>
+          <w:tab w:val="clear" w:pos="432"/>
+        </w:tabs>
+        <w:spacing w:before="0" w:after="0" w:line="300" w:lineRule="auto"/>
+        <w:ind w:left="720" w:hanging="720"/>
+      </w:pPr>
+      <w:r>
         <w:t xml:space="preserve">4.1.3 </w:t>
       </w:r>
       <w:r>
-        <w:rPr>
-          <w:bCs w:val="0"/>
-          <w:sz w:val="28"/>
-        </w:rPr>
         <w:t>食品安全多层关系网络的可视化设计优化问题</w:t>
       </w:r>
     </w:p>
@@ -9208,6 +8843,7 @@
         <w:rPr>
           <w:rFonts w:ascii="Times New Roman" w:hAnsi="Times New Roman" w:cs="Times New Roman"/>
         </w:rPr>
+        <w:lastRenderedPageBreak/>
         <w:t xml:space="preserve">4.2 </w:t>
       </w:r>
       <w:r>
@@ -9235,28 +8871,16 @@
     <w:p>
       <w:pPr>
         <w:pStyle w:val="3"/>
-        <w:numPr>
-          <w:ilvl w:val="0"/>
-          <w:numId w:val="0"/>
-        </w:numPr>
-        <w:spacing w:line="360" w:lineRule="auto"/>
-        <w:rPr>
-          <w:bCs w:val="0"/>
-          <w:sz w:val="28"/>
-        </w:rPr>
-      </w:pPr>
-      <w:r>
-        <w:rPr>
-          <w:bCs w:val="0"/>
-          <w:sz w:val="28"/>
-        </w:rPr>
+        <w:tabs>
+          <w:tab w:val="clear" w:pos="432"/>
+        </w:tabs>
+        <w:spacing w:before="0" w:after="0" w:line="300" w:lineRule="auto"/>
+        <w:ind w:left="720" w:hanging="720"/>
+      </w:pPr>
+      <w:r>
         <w:t xml:space="preserve">4.2.1 </w:t>
       </w:r>
       <w:r>
-        <w:rPr>
-          <w:bCs w:val="0"/>
-          <w:sz w:val="28"/>
-        </w:rPr>
         <w:t>食品安全多层关系网络的定制化建模</w:t>
       </w:r>
     </w:p>
@@ -9374,43 +8998,22 @@
     <w:p>
       <w:pPr>
         <w:pStyle w:val="3"/>
-        <w:numPr>
-          <w:ilvl w:val="0"/>
-          <w:numId w:val="0"/>
-        </w:numPr>
-        <w:spacing w:line="360" w:lineRule="auto"/>
-        <w:rPr>
-          <w:bCs w:val="0"/>
-          <w:sz w:val="28"/>
-        </w:rPr>
-      </w:pPr>
-      <w:r>
-        <w:rPr>
-          <w:bCs w:val="0"/>
-          <w:sz w:val="28"/>
-        </w:rPr>
-        <w:lastRenderedPageBreak/>
+        <w:tabs>
+          <w:tab w:val="clear" w:pos="432"/>
+        </w:tabs>
+        <w:spacing w:before="0" w:after="0" w:line="300" w:lineRule="auto"/>
+        <w:ind w:left="720" w:hanging="720"/>
+      </w:pPr>
+      <w:r>
         <w:t>4.2</w:t>
       </w:r>
       <w:r>
-        <w:rPr>
-          <w:bCs w:val="0"/>
-          <w:sz w:val="28"/>
-        </w:rPr>
         <w:t>.2</w:t>
       </w:r>
       <w:r>
-        <w:rPr>
-          <w:bCs w:val="0"/>
-          <w:sz w:val="28"/>
-        </w:rPr>
         <w:t xml:space="preserve"> </w:t>
       </w:r>
       <w:r>
-        <w:rPr>
-          <w:bCs w:val="0"/>
-          <w:sz w:val="28"/>
-        </w:rPr>
         <w:t>贴合食品监管需求的交互式探索功能设计</w:t>
       </w:r>
     </w:p>
@@ -9781,42 +9384,22 @@
     <w:p>
       <w:pPr>
         <w:pStyle w:val="3"/>
-        <w:numPr>
-          <w:ilvl w:val="0"/>
-          <w:numId w:val="0"/>
-        </w:numPr>
-        <w:spacing w:line="360" w:lineRule="auto"/>
-        <w:rPr>
-          <w:bCs w:val="0"/>
-          <w:sz w:val="28"/>
-        </w:rPr>
-      </w:pPr>
-      <w:r>
-        <w:rPr>
-          <w:bCs w:val="0"/>
-          <w:sz w:val="28"/>
-        </w:rPr>
+        <w:tabs>
+          <w:tab w:val="clear" w:pos="432"/>
+        </w:tabs>
+        <w:spacing w:before="0" w:after="0" w:line="300" w:lineRule="auto"/>
+        <w:ind w:left="720" w:hanging="720"/>
+      </w:pPr>
+      <w:r>
         <w:t>4.2.</w:t>
       </w:r>
       <w:r>
-        <w:rPr>
-          <w:bCs w:val="0"/>
-          <w:sz w:val="28"/>
-        </w:rPr>
         <w:t>4</w:t>
       </w:r>
       <w:r>
-        <w:rPr>
-          <w:bCs w:val="0"/>
-          <w:sz w:val="28"/>
-        </w:rPr>
         <w:t xml:space="preserve"> Web </w:t>
       </w:r>
       <w:r>
-        <w:rPr>
-          <w:bCs w:val="0"/>
-          <w:sz w:val="28"/>
-        </w:rPr>
         <w:t>端可视化分析系统的轻量化实现</w:t>
       </w:r>
     </w:p>
@@ -9865,6 +9448,7 @@
         <w:ind w:firstLine="480"/>
       </w:pPr>
       <w:r>
+        <w:lastRenderedPageBreak/>
         <w:t>后端</w:t>
       </w:r>
       <w:r>
@@ -10103,11 +9687,7 @@
       </w:r>
       <w:proofErr w:type="gramEnd"/>
       <w:r>
-        <w:t>的研究进</w:t>
-      </w:r>
-      <w:r>
-        <w:lastRenderedPageBreak/>
-        <w:t>展、问题与挑战，提出了本课题的研究切入点与解决方案，为后续的系统设计与实现提供了坚实的理论支撑和技术参考。</w:t>
+        <w:t>的研究进展、问题与挑战，提出了本课题的研究切入点与解决方案，为后续的系统设计与实现提供了坚实的理论支撑和技术参考。</w:t>
       </w:r>
     </w:p>
     <w:p>
@@ -10480,7 +10060,11 @@
         <w:ind w:firstLine="480"/>
       </w:pPr>
       <w:r>
-        <w:t>本课题作为多学科交叉的研究方向，融合了多层关系网络理论、数据挖掘技术、可视化分析技术、数字媒体技术与食品安全监管知识，其后续的系统设计与实现将以</w:t>
+        <w:t>本课题作为多学科交叉的研究方向，融合了多层关系网络理论、数据挖掘技</w:t>
+      </w:r>
+      <w:r>
+        <w:lastRenderedPageBreak/>
+        <w:t>术、可视化分析技术、数字媒体技术与食品安全监管知识，其后续的系统设计与实现将以</w:t>
       </w:r>
       <w:r>
         <w:t xml:space="preserve">Detangler </w:t>
@@ -10705,7 +10289,6 @@
           <w:szCs w:val="21"/>
           <w:shd w:val="clear" w:color="auto" w:fill="FFFFFF"/>
         </w:rPr>
-        <w:lastRenderedPageBreak/>
         <w:t xml:space="preserve">Montgomery D </w:t>
       </w:r>
       <w:proofErr w:type="spellStart"/>
@@ -11836,6 +11419,7 @@
           <w:szCs w:val="21"/>
           <w:shd w:val="clear" w:color="auto" w:fill="FFFFFF"/>
         </w:rPr>
+        <w:lastRenderedPageBreak/>
         <w:t xml:space="preserve">Muchnik </w:t>
       </w:r>
       <w:proofErr w:type="spellStart"/>
@@ -12439,7 +12023,6 @@
           <w:szCs w:val="21"/>
           <w:shd w:val="clear" w:color="auto" w:fill="FFFFFF"/>
         </w:rPr>
-        <w:lastRenderedPageBreak/>
         <w:t>Heer</w:t>
       </w:r>
       <w:proofErr w:type="spellEnd"/>
@@ -13329,7 +12912,6 @@
     <w:lvl w:ilvl="2">
       <w:start w:val="1"/>
       <w:numFmt w:val="decimal"/>
-      <w:pStyle w:val="3"/>
       <w:lvlText w:val="%1.%2.%3"/>
       <w:lvlJc w:val="left"/>
       <w:pPr>
@@ -15157,12 +14739,9 @@
     <w:pPr>
       <w:keepNext/>
       <w:keepLines/>
-      <w:numPr>
-        <w:ilvl w:val="2"/>
-        <w:numId w:val="1"/>
-      </w:numPr>
       <w:tabs>
         <w:tab w:val="left" w:pos="432"/>
+        <w:tab w:val="left" w:pos="720"/>
       </w:tabs>
       <w:spacing w:before="260" w:after="260" w:line="416" w:lineRule="auto"/>
       <w:ind w:firstLineChars="0" w:firstLine="0"/>
@@ -15986,6 +15565,10 @@
 </file>
 
 <file path=customXml/item1.xml><?xml version="1.0" encoding="utf-8"?>
+<b:Sources xmlns:b="http://schemas.openxmlformats.org/officeDocument/2006/bibliography" xmlns="http://schemas.openxmlformats.org/officeDocument/2006/bibliography" SelectedStyle="\APASixthEditionOfficeOnline.xsl" StyleName="APA" Version="6"/>
+</file>
+
+<file path=customXml/item2.xml><?xml version="1.0" encoding="utf-8"?>
 <s:customData xmlns="http://www.wps.cn/officeDocument/2013/wpsCustomData" xmlns:s="http://www.wps.cn/officeDocument/2013/wpsCustomData">
   <customSectProps>
     <customSectPr/>
@@ -16000,22 +15583,18 @@
 </s:customData>
 </file>
 
-<file path=customXml/item2.xml><?xml version="1.0" encoding="utf-8"?>
-<b:Sources xmlns:b="http://schemas.openxmlformats.org/officeDocument/2006/bibliography" xmlns="http://schemas.openxmlformats.org/officeDocument/2006/bibliography" SelectedStyle="\APASixthEditionOfficeOnline.xsl" StyleName="APA" Version="6"/>
+<file path=customXml/itemProps1.xml><?xml version="1.0" encoding="utf-8"?>
+<ds:datastoreItem xmlns:ds="http://schemas.openxmlformats.org/officeDocument/2006/customXml" ds:itemID="{0952F26B-28A8-4A8F-AC45-D95CC672F091}">
+  <ds:schemaRefs>
+    <ds:schemaRef ds:uri="http://schemas.openxmlformats.org/officeDocument/2006/bibliography"/>
+  </ds:schemaRefs>
+</ds:datastoreItem>
 </file>
 
-<file path=customXml/itemProps1.xml><?xml version="1.0" encoding="utf-8"?>
+<file path=customXml/itemProps2.xml><?xml version="1.0" encoding="utf-8"?>
 <ds:datastoreItem xmlns:ds="http://schemas.openxmlformats.org/officeDocument/2006/customXml" ds:itemID="{B1977F7D-205B-4081-913C-38D41E755F92}">
   <ds:schemaRefs>
     <ds:schemaRef ds:uri="http://www.wps.cn/officeDocument/2013/wpsCustomData"/>
   </ds:schemaRefs>
 </ds:datastoreItem>
-</file>
-
-<file path=customXml/itemProps2.xml><?xml version="1.0" encoding="utf-8"?>
-<ds:datastoreItem xmlns:ds="http://schemas.openxmlformats.org/officeDocument/2006/customXml" ds:itemID="{0952F26B-28A8-4A8F-AC45-D95CC672F091}">
-  <ds:schemaRefs>
-    <ds:schemaRef ds:uri="http://schemas.openxmlformats.org/officeDocument/2006/bibliography"/>
-  </ds:schemaRefs>
-</ds:datastoreItem>
 </file>